--- a/DAY-7/Lab Exercise - Create a Blob Trigger Function in Azure Functions Using Azure Cloud Shell.docx
+++ b/DAY-7/Lab Exercise - Create a Blob Trigger Function in Azure Functions Using Azure Cloud Shell.docx
@@ -202,7 +202,7 @@
           <w:color w:val="000000" w:themeColor="text1"/>
         </w:rPr>
         <w:pict w14:anchorId="5E86C39F">
-          <v:rect id="_x0000_i1364" style="width:0;height:1.5pt" o:hralign="center" o:hrstd="t" o:hr="t" fillcolor="#a0a0a0" stroked="f"/>
+          <v:rect id="_x0000_i1026" style="width:0;height:1.5pt" o:hralign="center" o:hrstd="t" o:hr="t" fillcolor="#a0a0a0" stroked="f"/>
         </w:pict>
       </w:r>
     </w:p>
@@ -364,7 +364,7 @@
           <w:color w:val="000000" w:themeColor="text1"/>
         </w:rPr>
         <w:pict w14:anchorId="730BA3FE">
-          <v:rect id="_x0000_i1365" style="width:0;height:1.5pt" o:hralign="center" o:hrstd="t" o:hr="t" fillcolor="#a0a0a0" stroked="f"/>
+          <v:rect id="_x0000_i1027" style="width:0;height:1.5pt" o:hralign="center" o:hrstd="t" o:hr="t" fillcolor="#a0a0a0" stroked="f"/>
         </w:pict>
       </w:r>
     </w:p>
@@ -508,7 +508,7 @@
           <w:color w:val="000000" w:themeColor="text1"/>
         </w:rPr>
         <w:pict w14:anchorId="209F436F">
-          <v:rect id="_x0000_i1366" style="width:0;height:1.5pt" o:hralign="center" o:hrstd="t" o:hr="t" fillcolor="#a0a0a0" stroked="f"/>
+          <v:rect id="_x0000_i1028" style="width:0;height:1.5pt" o:hralign="center" o:hrstd="t" o:hr="t" fillcolor="#a0a0a0" stroked="f"/>
         </w:pict>
       </w:r>
     </w:p>
@@ -617,7 +617,7 @@
           <w:color w:val="000000" w:themeColor="text1"/>
         </w:rPr>
         <w:pict w14:anchorId="18EAAC0E">
-          <v:rect id="_x0000_i1367" style="width:0;height:1.5pt" o:hralign="center" o:hrstd="t" o:hr="t" fillcolor="#a0a0a0" stroked="f"/>
+          <v:rect id="_x0000_i1029" style="width:0;height:1.5pt" o:hralign="center" o:hrstd="t" o:hr="t" fillcolor="#a0a0a0" stroked="f"/>
         </w:pict>
       </w:r>
     </w:p>
@@ -744,7 +744,7 @@
           <w:color w:val="000000" w:themeColor="text1"/>
         </w:rPr>
         <w:pict w14:anchorId="7DD7476F">
-          <v:rect id="_x0000_i1368" style="width:0;height:1.5pt" o:hralign="center" o:hrstd="t" o:hr="t" fillcolor="#a0a0a0" stroked="f"/>
+          <v:rect id="_x0000_i1030" style="width:0;height:1.5pt" o:hralign="center" o:hrstd="t" o:hr="t" fillcolor="#a0a0a0" stroked="f"/>
         </w:pict>
       </w:r>
     </w:p>
@@ -910,7 +910,7 @@
           <w:color w:val="000000" w:themeColor="text1"/>
         </w:rPr>
         <w:pict w14:anchorId="46DC6FED">
-          <v:rect id="_x0000_i1369" style="width:0;height:1.5pt" o:hralign="center" o:hrstd="t" o:hr="t" fillcolor="#a0a0a0" stroked="f"/>
+          <v:rect id="_x0000_i1031" style="width:0;height:1.5pt" o:hralign="center" o:hrstd="t" o:hr="t" fillcolor="#a0a0a0" stroked="f"/>
         </w:pict>
       </w:r>
     </w:p>
@@ -1108,7 +1108,7 @@
           <w:color w:val="000000" w:themeColor="text1"/>
         </w:rPr>
         <w:pict w14:anchorId="11BEA1A8">
-          <v:rect id="_x0000_i1370" style="width:0;height:1.5pt" o:hralign="center" o:hrstd="t" o:hr="t" fillcolor="#a0a0a0" stroked="f"/>
+          <v:rect id="_x0000_i1032" style="width:0;height:1.5pt" o:hralign="center" o:hrstd="t" o:hr="t" fillcolor="#a0a0a0" stroked="f"/>
         </w:pict>
       </w:r>
     </w:p>
@@ -1163,83 +1163,6 @@
         </w:rPr>
         <w:t xml:space="preserve"> new \</w:t>
       </w:r>
-      <w:r>
-        <w:rPr>
-          <w:rFonts w:ascii="Georgia Pro" w:eastAsia="Georgia Pro" w:hAnsi="Georgia Pro" w:cs="Georgia Pro"/>
-          <w:color w:val="000000" w:themeColor="text1"/>
-        </w:rPr>
-        <w:br/>
-        <w:t xml:space="preserve">--name </w:t>
-      </w:r>
-      <w:proofErr w:type="spellStart"/>
-      <w:r>
-        <w:rPr>
-          <w:rFonts w:ascii="Georgia Pro" w:eastAsia="Georgia Pro" w:hAnsi="Georgia Pro" w:cs="Georgia Pro"/>
-          <w:color w:val="000000" w:themeColor="text1"/>
-        </w:rPr>
-        <w:t>BlobTriggerFunction</w:t>
-      </w:r>
-      <w:proofErr w:type="spellEnd"/>
-      <w:r>
-        <w:rPr>
-          <w:rFonts w:ascii="Georgia Pro" w:eastAsia="Georgia Pro" w:hAnsi="Georgia Pro" w:cs="Georgia Pro"/>
-          <w:color w:val="000000" w:themeColor="text1"/>
-        </w:rPr>
-        <w:t xml:space="preserve"> \</w:t>
-      </w:r>
-      <w:r>
-        <w:rPr>
-          <w:rFonts w:ascii="Georgia Pro" w:eastAsia="Georgia Pro" w:hAnsi="Georgia Pro" w:cs="Georgia Pro"/>
-          <w:color w:val="000000" w:themeColor="text1"/>
-        </w:rPr>
-        <w:br/>
-        <w:t>--template "Azure Blob Storage trigger"</w:t>
-      </w:r>
-    </w:p>
-    <w:p>
-      <w:pPr>
-        <w:spacing w:after="0" w:line="480" w:lineRule="auto"/>
-        <w:rPr>
-          <w:rFonts w:ascii="Georgia Pro" w:eastAsia="Georgia Pro" w:hAnsi="Georgia Pro" w:cs="Georgia Pro"/>
-          <w:color w:val="000000" w:themeColor="text1"/>
-        </w:rPr>
-      </w:pPr>
-    </w:p>
-    <w:p>
-      <w:pPr>
-        <w:spacing w:after="0" w:line="480" w:lineRule="auto"/>
-        <w:rPr>
-          <w:rFonts w:ascii="Georgia Pro" w:eastAsia="Georgia Pro" w:hAnsi="Georgia Pro" w:cs="Georgia Pro"/>
-          <w:color w:val="000000" w:themeColor="text1"/>
-        </w:rPr>
-      </w:pPr>
-      <w:r>
-        <w:rPr>
-          <w:rFonts w:ascii="Georgia Pro" w:eastAsia="Georgia Pro" w:hAnsi="Georgia Pro" w:cs="Georgia Pro"/>
-          <w:color w:val="000000" w:themeColor="text1"/>
-        </w:rPr>
-        <w:t>When prompted:</w:t>
-      </w:r>
-    </w:p>
-    <w:p>
-      <w:pPr>
-        <w:spacing w:after="0" w:line="480" w:lineRule="auto"/>
-        <w:rPr>
-          <w:rFonts w:ascii="Georgia Pro" w:eastAsia="Georgia Pro" w:hAnsi="Georgia Pro" w:cs="Georgia Pro"/>
-          <w:b/>
-          <w:bCs/>
-          <w:color w:val="000000" w:themeColor="text1"/>
-        </w:rPr>
-      </w:pPr>
-      <w:r>
-        <w:rPr>
-          <w:rFonts w:ascii="Georgia Pro" w:eastAsia="Georgia Pro" w:hAnsi="Georgia Pro" w:cs="Georgia Pro"/>
-          <w:b/>
-          <w:bCs/>
-          <w:color w:val="000000" w:themeColor="text1"/>
-        </w:rPr>
-        <w:t>Enter Blob Path</w:t>
-      </w:r>
     </w:p>
     <w:p>
       <w:pPr>
@@ -1261,16 +1184,15 @@
           <w:rFonts w:ascii="Georgia Pro" w:eastAsia="Georgia Pro" w:hAnsi="Georgia Pro" w:cs="Georgia Pro"/>
           <w:color w:val="000000" w:themeColor="text1"/>
         </w:rPr>
-        <w:t>samples-</w:t>
+        <w:t xml:space="preserve">--name </w:t>
       </w:r>
       <w:proofErr w:type="spellStart"/>
-      <w:proofErr w:type="gramStart"/>
-      <w:r>
-        <w:rPr>
-          <w:rFonts w:ascii="Georgia Pro" w:eastAsia="Georgia Pro" w:hAnsi="Georgia Pro" w:cs="Georgia Pro"/>
-          <w:color w:val="000000" w:themeColor="text1"/>
-        </w:rPr>
-        <w:t>workitems</w:t>
+      <w:r>
+        <w:rPr>
+          <w:rFonts w:ascii="Georgia Pro" w:eastAsia="Georgia Pro" w:hAnsi="Georgia Pro" w:cs="Georgia Pro"/>
+          <w:color w:val="000000" w:themeColor="text1"/>
+        </w:rPr>
+        <w:t>BlobTriggerFunction</w:t>
       </w:r>
       <w:proofErr w:type="spellEnd"/>
       <w:r>
@@ -1278,46 +1200,7 @@
           <w:rFonts w:ascii="Georgia Pro" w:eastAsia="Georgia Pro" w:hAnsi="Georgia Pro" w:cs="Georgia Pro"/>
           <w:color w:val="000000" w:themeColor="text1"/>
         </w:rPr>
-        <w:t>/{</w:t>
-      </w:r>
-      <w:proofErr w:type="gramEnd"/>
-      <w:r>
-        <w:rPr>
-          <w:rFonts w:ascii="Georgia Pro" w:eastAsia="Georgia Pro" w:hAnsi="Georgia Pro" w:cs="Georgia Pro"/>
-          <w:color w:val="000000" w:themeColor="text1"/>
-        </w:rPr>
-        <w:t>name}</w:t>
-      </w:r>
-    </w:p>
-    <w:p>
-      <w:pPr>
-        <w:spacing w:after="0" w:line="480" w:lineRule="auto"/>
-        <w:rPr>
-          <w:rFonts w:ascii="Georgia Pro" w:eastAsia="Georgia Pro" w:hAnsi="Georgia Pro" w:cs="Georgia Pro"/>
-          <w:b/>
-          <w:bCs/>
-          <w:color w:val="000000" w:themeColor="text1"/>
-        </w:rPr>
-      </w:pPr>
-    </w:p>
-    <w:p>
-      <w:pPr>
-        <w:spacing w:after="0" w:line="480" w:lineRule="auto"/>
-        <w:rPr>
-          <w:rFonts w:ascii="Georgia Pro" w:eastAsia="Georgia Pro" w:hAnsi="Georgia Pro" w:cs="Georgia Pro"/>
-          <w:b/>
-          <w:bCs/>
-          <w:color w:val="000000" w:themeColor="text1"/>
-        </w:rPr>
-      </w:pPr>
-      <w:r>
-        <w:rPr>
-          <w:rFonts w:ascii="Georgia Pro" w:eastAsia="Georgia Pro" w:hAnsi="Georgia Pro" w:cs="Georgia Pro"/>
-          <w:b/>
-          <w:bCs/>
-          <w:color w:val="000000" w:themeColor="text1"/>
-        </w:rPr>
-        <w:t>Enter Connection String Setting Name</w:t>
+        <w:t xml:space="preserve"> \</w:t>
       </w:r>
     </w:p>
     <w:p>
@@ -1335,32 +1218,37 @@
           <w:color w:val="000000" w:themeColor="text1"/>
         </w:rPr>
       </w:pPr>
-      <w:proofErr w:type="spellStart"/>
-      <w:r>
-        <w:rPr>
-          <w:rFonts w:ascii="Georgia Pro" w:eastAsia="Georgia Pro" w:hAnsi="Georgia Pro" w:cs="Georgia Pro"/>
-          <w:color w:val="000000" w:themeColor="text1"/>
-        </w:rPr>
-        <w:t>AzureWebJobsStorage</w:t>
-      </w:r>
-      <w:proofErr w:type="spellEnd"/>
-    </w:p>
-    <w:p>
-      <w:pPr>
-        <w:spacing w:after="0" w:line="480" w:lineRule="auto"/>
-        <w:rPr>
-          <w:rFonts w:ascii="Georgia Pro" w:eastAsia="Georgia Pro" w:hAnsi="Georgia Pro" w:cs="Georgia Pro"/>
-          <w:color w:val="000000" w:themeColor="text1"/>
-        </w:rPr>
-      </w:pPr>
-      <w:r>
-        <w:rPr>
-          <w:rFonts w:ascii="Georgia Pro" w:eastAsia="Georgia Pro" w:hAnsi="Georgia Pro" w:cs="Georgia Pro"/>
-          <w:color w:val="000000" w:themeColor="text1"/>
-        </w:rPr>
-        <w:pict w14:anchorId="594C533E">
-          <v:rect id="_x0000_i1371" style="width:0;height:1.5pt" o:hralign="center" o:hrstd="t" o:hr="t" fillcolor="#a0a0a0" stroked="f"/>
-        </w:pict>
+      <w:r>
+        <w:rPr>
+          <w:rFonts w:ascii="Georgia Pro" w:eastAsia="Georgia Pro" w:hAnsi="Georgia Pro" w:cs="Georgia Pro"/>
+          <w:color w:val="000000" w:themeColor="text1"/>
+        </w:rPr>
+        <w:t>--template "Blob trigger"</w:t>
+      </w:r>
+    </w:p>
+    <w:p>
+      <w:pPr>
+        <w:spacing w:after="0" w:line="480" w:lineRule="auto"/>
+        <w:rPr>
+          <w:rFonts w:ascii="Georgia Pro" w:eastAsia="Georgia Pro" w:hAnsi="Georgia Pro" w:cs="Georgia Pro"/>
+          <w:color w:val="000000" w:themeColor="text1"/>
+        </w:rPr>
+      </w:pPr>
+    </w:p>
+    <w:p>
+      <w:pPr>
+        <w:spacing w:after="0" w:line="480" w:lineRule="auto"/>
+        <w:rPr>
+          <w:rFonts w:ascii="Georgia Pro" w:eastAsia="Georgia Pro" w:hAnsi="Georgia Pro" w:cs="Georgia Pro"/>
+          <w:color w:val="000000" w:themeColor="text1"/>
+        </w:rPr>
+      </w:pPr>
+      <w:r>
+        <w:rPr>
+          <w:rFonts w:ascii="Georgia Pro" w:eastAsia="Georgia Pro" w:hAnsi="Georgia Pro" w:cs="Georgia Pro"/>
+          <w:color w:val="000000" w:themeColor="text1"/>
+        </w:rPr>
+        <w:t>When prompted:</w:t>
       </w:r>
     </w:p>
     <w:p>
@@ -1380,7 +1268,7 @@
           <w:bCs/>
           <w:color w:val="000000" w:themeColor="text1"/>
         </w:rPr>
-        <w:t>Step 7: Create Blob Container</w:t>
+        <w:t>Enter Blob Path</w:t>
       </w:r>
     </w:p>
     <w:p>
@@ -1398,13 +1286,21 @@
           <w:color w:val="000000" w:themeColor="text1"/>
         </w:rPr>
       </w:pPr>
+      <w:r>
+        <w:rPr>
+          <w:rFonts w:ascii="Georgia Pro" w:eastAsia="Georgia Pro" w:hAnsi="Georgia Pro" w:cs="Georgia Pro"/>
+          <w:color w:val="000000" w:themeColor="text1"/>
+        </w:rPr>
+        <w:t>samples-</w:t>
+      </w:r>
       <w:proofErr w:type="spellStart"/>
-      <w:r>
-        <w:rPr>
-          <w:rFonts w:ascii="Georgia Pro" w:eastAsia="Georgia Pro" w:hAnsi="Georgia Pro" w:cs="Georgia Pro"/>
-          <w:color w:val="000000" w:themeColor="text1"/>
-        </w:rPr>
-        <w:t>az</w:t>
+      <w:proofErr w:type="gramStart"/>
+      <w:r>
+        <w:rPr>
+          <w:rFonts w:ascii="Georgia Pro" w:eastAsia="Georgia Pro" w:hAnsi="Georgia Pro" w:cs="Georgia Pro"/>
+          <w:color w:val="000000" w:themeColor="text1"/>
+        </w:rPr>
+        <w:t>workitems</w:t>
       </w:r>
       <w:proofErr w:type="spellEnd"/>
       <w:r>
@@ -1412,69 +1308,20 @@
           <w:rFonts w:ascii="Georgia Pro" w:eastAsia="Georgia Pro" w:hAnsi="Georgia Pro" w:cs="Georgia Pro"/>
           <w:color w:val="000000" w:themeColor="text1"/>
         </w:rPr>
-        <w:t xml:space="preserve"> storage container create \</w:t>
-      </w:r>
-      <w:r>
-        <w:rPr>
-          <w:rFonts w:ascii="Georgia Pro" w:eastAsia="Georgia Pro" w:hAnsi="Georgia Pro" w:cs="Georgia Pro"/>
-          <w:color w:val="000000" w:themeColor="text1"/>
-        </w:rPr>
-        <w:br/>
-        <w:t>--name samples-</w:t>
-      </w:r>
-      <w:proofErr w:type="spellStart"/>
-      <w:r>
-        <w:rPr>
-          <w:rFonts w:ascii="Georgia Pro" w:eastAsia="Georgia Pro" w:hAnsi="Georgia Pro" w:cs="Georgia Pro"/>
-          <w:color w:val="000000" w:themeColor="text1"/>
-        </w:rPr>
-        <w:t>workitems</w:t>
-      </w:r>
-      <w:proofErr w:type="spellEnd"/>
-      <w:r>
-        <w:rPr>
-          <w:rFonts w:ascii="Georgia Pro" w:eastAsia="Georgia Pro" w:hAnsi="Georgia Pro" w:cs="Georgia Pro"/>
-          <w:color w:val="000000" w:themeColor="text1"/>
-        </w:rPr>
-        <w:t xml:space="preserve"> \</w:t>
-      </w:r>
-      <w:r>
-        <w:rPr>
-          <w:rFonts w:ascii="Georgia Pro" w:eastAsia="Georgia Pro" w:hAnsi="Georgia Pro" w:cs="Georgia Pro"/>
-          <w:color w:val="000000" w:themeColor="text1"/>
-        </w:rPr>
-        <w:br/>
-        <w:t>--account-name $STORAGE_NAME \</w:t>
-      </w:r>
-      <w:r>
-        <w:rPr>
-          <w:rFonts w:ascii="Georgia Pro" w:eastAsia="Georgia Pro" w:hAnsi="Georgia Pro" w:cs="Georgia Pro"/>
-          <w:color w:val="000000" w:themeColor="text1"/>
-        </w:rPr>
-        <w:br/>
-        <w:t>--auth-mode login</w:t>
-      </w:r>
-    </w:p>
-    <w:p>
-      <w:pPr>
-        <w:spacing w:after="0" w:line="480" w:lineRule="auto"/>
-        <w:rPr>
-          <w:rFonts w:ascii="Georgia Pro" w:eastAsia="Georgia Pro" w:hAnsi="Georgia Pro" w:cs="Georgia Pro"/>
-          <w:color w:val="000000" w:themeColor="text1"/>
-        </w:rPr>
-      </w:pPr>
-      <w:r>
-        <w:rPr>
-          <w:rFonts w:ascii="Georgia Pro" w:eastAsia="Georgia Pro" w:hAnsi="Georgia Pro" w:cs="Georgia Pro"/>
-          <w:color w:val="000000" w:themeColor="text1"/>
-        </w:rPr>
-        <w:pict w14:anchorId="6022479D">
-          <v:rect id="_x0000_i1372" style="width:0;height:1.5pt" o:hralign="center" o:hrstd="t" o:hr="t" fillcolor="#a0a0a0" stroked="f"/>
-        </w:pict>
-      </w:r>
-    </w:p>
-    <w:p>
-      <w:pPr>
+        <w:t>/{</w:t>
+      </w:r>
+      <w:proofErr w:type="gramEnd"/>
+      <w:r>
+        <w:rPr>
+          <w:rFonts w:ascii="Georgia Pro" w:eastAsia="Georgia Pro" w:hAnsi="Georgia Pro" w:cs="Georgia Pro"/>
+          <w:color w:val="000000" w:themeColor="text1"/>
+        </w:rPr>
+        <w:t>name}</w:t>
+      </w:r>
+    </w:p>
+    <w:p>
+      <w:pPr>
+        <w:spacing w:after="0" w:line="480" w:lineRule="auto"/>
         <w:rPr>
           <w:rFonts w:ascii="Georgia Pro" w:eastAsia="Georgia Pro" w:hAnsi="Georgia Pro" w:cs="Georgia Pro"/>
           <w:b/>
@@ -1482,35 +1329,25 @@
           <w:color w:val="000000" w:themeColor="text1"/>
         </w:rPr>
       </w:pPr>
-      <w:r>
+    </w:p>
+    <w:p>
+      <w:pPr>
+        <w:spacing w:after="0" w:line="480" w:lineRule="auto"/>
         <w:rPr>
           <w:rFonts w:ascii="Georgia Pro" w:eastAsia="Georgia Pro" w:hAnsi="Georgia Pro" w:cs="Georgia Pro"/>
           <w:b/>
           <w:bCs/>
           <w:color w:val="000000" w:themeColor="text1"/>
         </w:rPr>
-        <w:br w:type="page"/>
-      </w:r>
-    </w:p>
-    <w:p>
-      <w:pPr>
-        <w:spacing w:after="0" w:line="480" w:lineRule="auto"/>
+      </w:pPr>
+      <w:r>
         <w:rPr>
           <w:rFonts w:ascii="Georgia Pro" w:eastAsia="Georgia Pro" w:hAnsi="Georgia Pro" w:cs="Georgia Pro"/>
           <w:b/>
           <w:bCs/>
           <w:color w:val="000000" w:themeColor="text1"/>
         </w:rPr>
-      </w:pPr>
-      <w:r>
-        <w:rPr>
-          <w:rFonts w:ascii="Georgia Pro" w:eastAsia="Georgia Pro" w:hAnsi="Georgia Pro" w:cs="Georgia Pro"/>
-          <w:b/>
-          <w:bCs/>
-          <w:color w:val="000000" w:themeColor="text1"/>
-        </w:rPr>
-        <w:lastRenderedPageBreak/>
-        <w:t>Step 8: Start Function Runtime</w:t>
+        <w:t>Enter Connection String Setting Name</w:t>
       </w:r>
     </w:p>
     <w:p>
@@ -1534,57 +1371,25 @@
           <w:rFonts w:ascii="Georgia Pro" w:eastAsia="Georgia Pro" w:hAnsi="Georgia Pro" w:cs="Georgia Pro"/>
           <w:color w:val="000000" w:themeColor="text1"/>
         </w:rPr>
-        <w:t>func</w:t>
+        <w:t>AzureWebJobsStorage</w:t>
       </w:r>
       <w:proofErr w:type="spellEnd"/>
-      <w:r>
-        <w:rPr>
-          <w:rFonts w:ascii="Georgia Pro" w:eastAsia="Georgia Pro" w:hAnsi="Georgia Pro" w:cs="Georgia Pro"/>
-          <w:color w:val="000000" w:themeColor="text1"/>
-        </w:rPr>
-        <w:t xml:space="preserve"> start</w:t>
-      </w:r>
-    </w:p>
-    <w:p>
-      <w:pPr>
-        <w:spacing w:after="0" w:line="480" w:lineRule="auto"/>
-        <w:rPr>
-          <w:rFonts w:ascii="Georgia Pro" w:eastAsia="Georgia Pro" w:hAnsi="Georgia Pro" w:cs="Georgia Pro"/>
-          <w:color w:val="000000" w:themeColor="text1"/>
-        </w:rPr>
-      </w:pPr>
-    </w:p>
-    <w:p>
-      <w:pPr>
-        <w:spacing w:after="0" w:line="480" w:lineRule="auto"/>
-        <w:rPr>
-          <w:rFonts w:ascii="Georgia Pro" w:eastAsia="Georgia Pro" w:hAnsi="Georgia Pro" w:cs="Georgia Pro"/>
-          <w:color w:val="000000" w:themeColor="text1"/>
-        </w:rPr>
-      </w:pPr>
-      <w:r>
-        <w:rPr>
-          <w:rFonts w:ascii="Georgia Pro" w:eastAsia="Georgia Pro" w:hAnsi="Georgia Pro" w:cs="Georgia Pro"/>
-          <w:color w:val="000000" w:themeColor="text1"/>
-        </w:rPr>
-        <w:t>Keep this terminal running.</w:t>
-      </w:r>
-    </w:p>
-    <w:p>
-      <w:pPr>
-        <w:spacing w:after="0" w:line="480" w:lineRule="auto"/>
-        <w:rPr>
-          <w:rFonts w:ascii="Georgia Pro" w:eastAsia="Georgia Pro" w:hAnsi="Georgia Pro" w:cs="Georgia Pro"/>
-          <w:color w:val="000000" w:themeColor="text1"/>
-        </w:rPr>
-      </w:pPr>
-      <w:r>
-        <w:rPr>
-          <w:rFonts w:ascii="Georgia Pro" w:eastAsia="Georgia Pro" w:hAnsi="Georgia Pro" w:cs="Georgia Pro"/>
-          <w:color w:val="000000" w:themeColor="text1"/>
-        </w:rPr>
-        <w:pict w14:anchorId="1E2246ED">
-          <v:rect id="_x0000_i1373" style="width:0;height:1.5pt" o:hralign="center" o:hrstd="t" o:hr="t" fillcolor="#a0a0a0" stroked="f"/>
+    </w:p>
+    <w:p>
+      <w:pPr>
+        <w:spacing w:after="0" w:line="480" w:lineRule="auto"/>
+        <w:rPr>
+          <w:rFonts w:ascii="Georgia Pro" w:eastAsia="Georgia Pro" w:hAnsi="Georgia Pro" w:cs="Georgia Pro"/>
+          <w:color w:val="000000" w:themeColor="text1"/>
+        </w:rPr>
+      </w:pPr>
+      <w:r>
+        <w:rPr>
+          <w:rFonts w:ascii="Georgia Pro" w:eastAsia="Georgia Pro" w:hAnsi="Georgia Pro" w:cs="Georgia Pro"/>
+          <w:color w:val="000000" w:themeColor="text1"/>
+        </w:rPr>
+        <w:pict w14:anchorId="594C533E">
+          <v:rect id="_x0000_i1033" style="width:0;height:1.5pt" o:hralign="center" o:hrstd="t" o:hr="t" fillcolor="#a0a0a0" stroked="f"/>
         </w:pict>
       </w:r>
     </w:p>
@@ -1605,23 +1410,7 @@
           <w:bCs/>
           <w:color w:val="000000" w:themeColor="text1"/>
         </w:rPr>
-        <w:t>Step 9: Open Another Cloud Shell Tab</w:t>
-      </w:r>
-    </w:p>
-    <w:p>
-      <w:pPr>
-        <w:spacing w:after="0" w:line="480" w:lineRule="auto"/>
-        <w:rPr>
-          <w:rFonts w:ascii="Georgia Pro" w:eastAsia="Georgia Pro" w:hAnsi="Georgia Pro" w:cs="Georgia Pro"/>
-          <w:color w:val="000000" w:themeColor="text1"/>
-        </w:rPr>
-      </w:pPr>
-      <w:r>
-        <w:rPr>
-          <w:rFonts w:ascii="Georgia Pro" w:eastAsia="Georgia Pro" w:hAnsi="Georgia Pro" w:cs="Georgia Pro"/>
-          <w:color w:val="000000" w:themeColor="text1"/>
-        </w:rPr>
-        <w:t>Create a sample file:</w:t>
+        <w:t>Step 7: Create Blob Container</w:t>
       </w:r>
     </w:p>
     <w:p>
@@ -1639,35 +1428,83 @@
           <w:color w:val="000000" w:themeColor="text1"/>
         </w:rPr>
       </w:pPr>
-      <w:r>
-        <w:rPr>
-          <w:rFonts w:ascii="Georgia Pro" w:eastAsia="Georgia Pro" w:hAnsi="Georgia Pro" w:cs="Georgia Pro"/>
-          <w:color w:val="000000" w:themeColor="text1"/>
-        </w:rPr>
-        <w:t>echo "Hello Blob Trigger" &gt; sample.txt</w:t>
-      </w:r>
-    </w:p>
-    <w:p>
-      <w:pPr>
-        <w:spacing w:after="0" w:line="480" w:lineRule="auto"/>
-        <w:rPr>
-          <w:rFonts w:ascii="Georgia Pro" w:eastAsia="Georgia Pro" w:hAnsi="Georgia Pro" w:cs="Georgia Pro"/>
-          <w:color w:val="000000" w:themeColor="text1"/>
-        </w:rPr>
-      </w:pPr>
-      <w:r>
-        <w:rPr>
-          <w:rFonts w:ascii="Georgia Pro" w:eastAsia="Georgia Pro" w:hAnsi="Georgia Pro" w:cs="Georgia Pro"/>
-          <w:color w:val="000000" w:themeColor="text1"/>
-        </w:rPr>
-        <w:pict w14:anchorId="2407B35D">
-          <v:rect id="_x0000_i1374" style="width:0;height:1.5pt" o:hralign="center" o:hrstd="t" o:hr="t" fillcolor="#a0a0a0" stroked="f"/>
+      <w:proofErr w:type="spellStart"/>
+      <w:r>
+        <w:rPr>
+          <w:rFonts w:ascii="Georgia Pro" w:eastAsia="Georgia Pro" w:hAnsi="Georgia Pro" w:cs="Georgia Pro"/>
+          <w:color w:val="000000" w:themeColor="text1"/>
+        </w:rPr>
+        <w:t>az</w:t>
+      </w:r>
+      <w:proofErr w:type="spellEnd"/>
+      <w:r>
+        <w:rPr>
+          <w:rFonts w:ascii="Georgia Pro" w:eastAsia="Georgia Pro" w:hAnsi="Georgia Pro" w:cs="Georgia Pro"/>
+          <w:color w:val="000000" w:themeColor="text1"/>
+        </w:rPr>
+        <w:t xml:space="preserve"> storage container create \</w:t>
+      </w:r>
+      <w:r>
+        <w:rPr>
+          <w:rFonts w:ascii="Georgia Pro" w:eastAsia="Georgia Pro" w:hAnsi="Georgia Pro" w:cs="Georgia Pro"/>
+          <w:color w:val="000000" w:themeColor="text1"/>
+        </w:rPr>
+        <w:br/>
+        <w:t>--name samples-</w:t>
+      </w:r>
+      <w:proofErr w:type="spellStart"/>
+      <w:r>
+        <w:rPr>
+          <w:rFonts w:ascii="Georgia Pro" w:eastAsia="Georgia Pro" w:hAnsi="Georgia Pro" w:cs="Georgia Pro"/>
+          <w:color w:val="000000" w:themeColor="text1"/>
+        </w:rPr>
+        <w:t>workitems</w:t>
+      </w:r>
+      <w:proofErr w:type="spellEnd"/>
+      <w:r>
+        <w:rPr>
+          <w:rFonts w:ascii="Georgia Pro" w:eastAsia="Georgia Pro" w:hAnsi="Georgia Pro" w:cs="Georgia Pro"/>
+          <w:color w:val="000000" w:themeColor="text1"/>
+        </w:rPr>
+        <w:t xml:space="preserve"> \</w:t>
+      </w:r>
+      <w:r>
+        <w:rPr>
+          <w:rFonts w:ascii="Georgia Pro" w:eastAsia="Georgia Pro" w:hAnsi="Georgia Pro" w:cs="Georgia Pro"/>
+          <w:color w:val="000000" w:themeColor="text1"/>
+        </w:rPr>
+        <w:br/>
+        <w:t>--account-name $STORAGE_NAME \</w:t>
+      </w:r>
+      <w:r>
+        <w:rPr>
+          <w:rFonts w:ascii="Georgia Pro" w:eastAsia="Georgia Pro" w:hAnsi="Georgia Pro" w:cs="Georgia Pro"/>
+          <w:color w:val="000000" w:themeColor="text1"/>
+        </w:rPr>
+        <w:br/>
+        <w:t>--auth-mode login</w:t>
+      </w:r>
+    </w:p>
+    <w:p>
+      <w:pPr>
+        <w:spacing w:after="0" w:line="480" w:lineRule="auto"/>
+        <w:rPr>
+          <w:rFonts w:ascii="Georgia Pro" w:eastAsia="Georgia Pro" w:hAnsi="Georgia Pro" w:cs="Georgia Pro"/>
+          <w:color w:val="000000" w:themeColor="text1"/>
+        </w:rPr>
+      </w:pPr>
+      <w:r>
+        <w:rPr>
+          <w:rFonts w:ascii="Georgia Pro" w:eastAsia="Georgia Pro" w:hAnsi="Georgia Pro" w:cs="Georgia Pro"/>
+          <w:color w:val="000000" w:themeColor="text1"/>
+        </w:rPr>
+        <w:pict w14:anchorId="6022479D">
+          <v:rect id="_x0000_i1034" style="width:0;height:1.5pt" o:hralign="center" o:hrstd="t" o:hr="t" fillcolor="#a0a0a0" stroked="f"/>
         </w:pict>
       </w:r>
     </w:p>
     <w:p>
       <w:pPr>
-        <w:spacing w:after="0" w:line="480" w:lineRule="auto"/>
         <w:rPr>
           <w:rFonts w:ascii="Georgia Pro" w:eastAsia="Georgia Pro" w:hAnsi="Georgia Pro" w:cs="Georgia Pro"/>
           <w:b/>
@@ -1682,8 +1519,40 @@
           <w:bCs/>
           <w:color w:val="000000" w:themeColor="text1"/>
         </w:rPr>
-        <w:t>Step 10: Upload File to Blob Storage</w:t>
-      </w:r>
+        <w:br w:type="page"/>
+      </w:r>
+    </w:p>
+    <w:p>
+      <w:pPr>
+        <w:spacing w:after="0" w:line="480" w:lineRule="auto"/>
+        <w:rPr>
+          <w:rFonts w:ascii="Georgia Pro" w:eastAsia="Georgia Pro" w:hAnsi="Georgia Pro" w:cs="Georgia Pro"/>
+          <w:b/>
+          <w:bCs/>
+          <w:color w:val="000000" w:themeColor="text1"/>
+        </w:rPr>
+      </w:pPr>
+      <w:r>
+        <w:rPr>
+          <w:rFonts w:ascii="Georgia Pro" w:eastAsia="Georgia Pro" w:hAnsi="Georgia Pro" w:cs="Georgia Pro"/>
+          <w:b/>
+          <w:bCs/>
+          <w:color w:val="000000" w:themeColor="text1"/>
+        </w:rPr>
+        <w:lastRenderedPageBreak/>
+        <w:t>Step 8: Start Function Runtime</w:t>
+      </w:r>
+    </w:p>
+    <w:p>
+      <w:pPr>
+        <w:spacing w:after="0" w:line="480" w:lineRule="auto"/>
+        <w:rPr>
+          <w:rFonts w:ascii="Georgia Pro" w:eastAsia="Georgia Pro" w:hAnsi="Georgia Pro" w:cs="Georgia Pro"/>
+          <w:b/>
+          <w:bCs/>
+          <w:color w:val="000000" w:themeColor="text1"/>
+        </w:rPr>
+      </w:pPr>
     </w:p>
     <w:p>
       <w:pPr>
@@ -1714,133 +1583,7 @@
           <w:rFonts w:ascii="Georgia Pro" w:eastAsia="Georgia Pro" w:hAnsi="Georgia Pro" w:cs="Georgia Pro"/>
           <w:color w:val="000000" w:themeColor="text1"/>
         </w:rPr>
-        <w:t xml:space="preserve"> storage blob upload \</w:t>
-      </w:r>
-      <w:r>
-        <w:rPr>
-          <w:rFonts w:ascii="Georgia Pro" w:eastAsia="Georgia Pro" w:hAnsi="Georgia Pro" w:cs="Georgia Pro"/>
-          <w:color w:val="000000" w:themeColor="text1"/>
-        </w:rPr>
-        <w:br/>
-        <w:t>--account-name $STORAGE_NAME \</w:t>
-      </w:r>
-      <w:r>
-        <w:rPr>
-          <w:rFonts w:ascii="Georgia Pro" w:eastAsia="Georgia Pro" w:hAnsi="Georgia Pro" w:cs="Georgia Pro"/>
-          <w:color w:val="000000" w:themeColor="text1"/>
-        </w:rPr>
-        <w:br/>
-        <w:t>--container-name samples-</w:t>
-      </w:r>
-      <w:proofErr w:type="spellStart"/>
-      <w:r>
-        <w:rPr>
-          <w:rFonts w:ascii="Georgia Pro" w:eastAsia="Georgia Pro" w:hAnsi="Georgia Pro" w:cs="Georgia Pro"/>
-          <w:color w:val="000000" w:themeColor="text1"/>
-        </w:rPr>
-        <w:t>workitems</w:t>
-      </w:r>
-      <w:proofErr w:type="spellEnd"/>
-      <w:r>
-        <w:rPr>
-          <w:rFonts w:ascii="Georgia Pro" w:eastAsia="Georgia Pro" w:hAnsi="Georgia Pro" w:cs="Georgia Pro"/>
-          <w:color w:val="000000" w:themeColor="text1"/>
-        </w:rPr>
-        <w:t xml:space="preserve"> \</w:t>
-      </w:r>
-      <w:r>
-        <w:rPr>
-          <w:rFonts w:ascii="Georgia Pro" w:eastAsia="Georgia Pro" w:hAnsi="Georgia Pro" w:cs="Georgia Pro"/>
-          <w:color w:val="000000" w:themeColor="text1"/>
-        </w:rPr>
-        <w:br/>
-        <w:t>--name sample.txt \</w:t>
-      </w:r>
-      <w:r>
-        <w:rPr>
-          <w:rFonts w:ascii="Georgia Pro" w:eastAsia="Georgia Pro" w:hAnsi="Georgia Pro" w:cs="Georgia Pro"/>
-          <w:color w:val="000000" w:themeColor="text1"/>
-        </w:rPr>
-        <w:br/>
-        <w:t>--file sample.txt \</w:t>
-      </w:r>
-      <w:r>
-        <w:rPr>
-          <w:rFonts w:ascii="Georgia Pro" w:eastAsia="Georgia Pro" w:hAnsi="Georgia Pro" w:cs="Georgia Pro"/>
-          <w:color w:val="000000" w:themeColor="text1"/>
-        </w:rPr>
-        <w:br/>
-        <w:t>--auth-mode login</w:t>
-      </w:r>
-    </w:p>
-    <w:p>
-      <w:pPr>
-        <w:spacing w:after="0" w:line="480" w:lineRule="auto"/>
-        <w:rPr>
-          <w:rFonts w:ascii="Georgia Pro" w:eastAsia="Georgia Pro" w:hAnsi="Georgia Pro" w:cs="Georgia Pro"/>
-          <w:color w:val="000000" w:themeColor="text1"/>
-        </w:rPr>
-      </w:pPr>
-      <w:r>
-        <w:rPr>
-          <w:rFonts w:ascii="Georgia Pro" w:eastAsia="Georgia Pro" w:hAnsi="Georgia Pro" w:cs="Georgia Pro"/>
-          <w:color w:val="000000" w:themeColor="text1"/>
-        </w:rPr>
-        <w:pict w14:anchorId="5678B247">
-          <v:rect id="_x0000_i1375" style="width:0;height:1.5pt" o:hralign="center" o:hrstd="t" o:hr="t" fillcolor="#a0a0a0" stroked="f"/>
-        </w:pict>
-      </w:r>
-    </w:p>
-    <w:p>
-      <w:pPr>
-        <w:spacing w:after="0" w:line="480" w:lineRule="auto"/>
-        <w:rPr>
-          <w:rFonts w:ascii="Georgia Pro" w:eastAsia="Georgia Pro" w:hAnsi="Georgia Pro" w:cs="Georgia Pro"/>
-          <w:b/>
-          <w:bCs/>
-          <w:color w:val="000000" w:themeColor="text1"/>
-        </w:rPr>
-      </w:pPr>
-      <w:r>
-        <w:rPr>
-          <w:rFonts w:ascii="Georgia Pro" w:eastAsia="Georgia Pro" w:hAnsi="Georgia Pro" w:cs="Georgia Pro"/>
-          <w:b/>
-          <w:bCs/>
-          <w:color w:val="000000" w:themeColor="text1"/>
-        </w:rPr>
-        <w:t>Step 11: Verify Blob Trigger Execution</w:t>
-      </w:r>
-    </w:p>
-    <w:p>
-      <w:pPr>
-        <w:spacing w:after="0" w:line="480" w:lineRule="auto"/>
-        <w:rPr>
-          <w:rFonts w:ascii="Georgia Pro" w:eastAsia="Georgia Pro" w:hAnsi="Georgia Pro" w:cs="Georgia Pro"/>
-          <w:color w:val="000000" w:themeColor="text1"/>
-        </w:rPr>
-      </w:pPr>
-      <w:r>
-        <w:rPr>
-          <w:rFonts w:ascii="Georgia Pro" w:eastAsia="Georgia Pro" w:hAnsi="Georgia Pro" w:cs="Georgia Pro"/>
-          <w:color w:val="000000" w:themeColor="text1"/>
-        </w:rPr>
-        <w:t xml:space="preserve">In the first Cloud Shell terminal, you should see output </w:t>
-      </w:r>
-      <w:proofErr w:type="gramStart"/>
-      <w:r>
-        <w:rPr>
-          <w:rFonts w:ascii="Georgia Pro" w:eastAsia="Georgia Pro" w:hAnsi="Georgia Pro" w:cs="Georgia Pro"/>
-          <w:color w:val="000000" w:themeColor="text1"/>
-        </w:rPr>
-        <w:t>similar to</w:t>
-      </w:r>
-      <w:proofErr w:type="gramEnd"/>
-      <w:r>
-        <w:rPr>
-          <w:rFonts w:ascii="Georgia Pro" w:eastAsia="Georgia Pro" w:hAnsi="Georgia Pro" w:cs="Georgia Pro"/>
-          <w:color w:val="000000" w:themeColor="text1"/>
-        </w:rPr>
-        <w:t>:</w:t>
+        <w:t xml:space="preserve"> storage account show-connection-string \</w:t>
       </w:r>
     </w:p>
     <w:p>
@@ -1863,178 +1606,7 @@
           <w:rFonts w:ascii="Georgia Pro" w:eastAsia="Georgia Pro" w:hAnsi="Georgia Pro" w:cs="Georgia Pro"/>
           <w:color w:val="000000" w:themeColor="text1"/>
         </w:rPr>
-        <w:t>Blob trigger function processed blob</w:t>
-      </w:r>
-      <w:r>
-        <w:rPr>
-          <w:rFonts w:ascii="Georgia Pro" w:eastAsia="Georgia Pro" w:hAnsi="Georgia Pro" w:cs="Georgia Pro"/>
-          <w:color w:val="000000" w:themeColor="text1"/>
-        </w:rPr>
-        <w:br/>
-        <w:t>Name: sample.txt</w:t>
-      </w:r>
-    </w:p>
-    <w:p>
-      <w:pPr>
-        <w:spacing w:after="0" w:line="480" w:lineRule="auto"/>
-        <w:rPr>
-          <w:rFonts w:ascii="Georgia Pro" w:eastAsia="Georgia Pro" w:hAnsi="Georgia Pro" w:cs="Georgia Pro"/>
-          <w:color w:val="000000" w:themeColor="text1"/>
-        </w:rPr>
-      </w:pPr>
-    </w:p>
-    <w:p>
-      <w:pPr>
-        <w:spacing w:after="0" w:line="480" w:lineRule="auto"/>
-        <w:rPr>
-          <w:rFonts w:ascii="Georgia Pro" w:eastAsia="Georgia Pro" w:hAnsi="Georgia Pro" w:cs="Georgia Pro"/>
-          <w:color w:val="000000" w:themeColor="text1"/>
-        </w:rPr>
-      </w:pPr>
-      <w:r>
-        <w:rPr>
-          <w:rFonts w:ascii="Georgia Pro" w:eastAsia="Georgia Pro" w:hAnsi="Georgia Pro" w:cs="Georgia Pro"/>
-          <w:color w:val="000000" w:themeColor="text1"/>
-        </w:rPr>
-        <w:t>This confirms:</w:t>
-      </w:r>
-    </w:p>
-    <w:p>
-      <w:pPr>
-        <w:numPr>
-          <w:ilvl w:val="0"/>
-          <w:numId w:val="26"/>
-        </w:numPr>
-        <w:spacing w:after="0" w:line="480" w:lineRule="auto"/>
-        <w:rPr>
-          <w:rFonts w:ascii="Georgia Pro" w:eastAsia="Georgia Pro" w:hAnsi="Georgia Pro" w:cs="Georgia Pro"/>
-          <w:color w:val="000000" w:themeColor="text1"/>
-        </w:rPr>
-      </w:pPr>
-      <w:r>
-        <w:rPr>
-          <w:rFonts w:ascii="Georgia Pro" w:eastAsia="Georgia Pro" w:hAnsi="Georgia Pro" w:cs="Georgia Pro"/>
-          <w:color w:val="000000" w:themeColor="text1"/>
-        </w:rPr>
-        <w:t xml:space="preserve">Blob uploaded successfully </w:t>
-      </w:r>
-    </w:p>
-    <w:p>
-      <w:pPr>
-        <w:numPr>
-          <w:ilvl w:val="0"/>
-          <w:numId w:val="26"/>
-        </w:numPr>
-        <w:spacing w:after="0" w:line="480" w:lineRule="auto"/>
-        <w:rPr>
-          <w:rFonts w:ascii="Georgia Pro" w:eastAsia="Georgia Pro" w:hAnsi="Georgia Pro" w:cs="Georgia Pro"/>
-          <w:color w:val="000000" w:themeColor="text1"/>
-        </w:rPr>
-      </w:pPr>
-      <w:r>
-        <w:rPr>
-          <w:rFonts w:ascii="Georgia Pro" w:eastAsia="Georgia Pro" w:hAnsi="Georgia Pro" w:cs="Georgia Pro"/>
-          <w:color w:val="000000" w:themeColor="text1"/>
-        </w:rPr>
-        <w:t xml:space="preserve">Blob Trigger Function executed automatically </w:t>
-      </w:r>
-    </w:p>
-    <w:p>
-      <w:pPr>
-        <w:spacing w:after="0" w:line="480" w:lineRule="auto"/>
-        <w:rPr>
-          <w:rFonts w:ascii="Georgia Pro" w:eastAsia="Georgia Pro" w:hAnsi="Georgia Pro" w:cs="Georgia Pro"/>
-          <w:color w:val="000000" w:themeColor="text1"/>
-        </w:rPr>
-      </w:pPr>
-      <w:r>
-        <w:rPr>
-          <w:rFonts w:ascii="Georgia Pro" w:eastAsia="Georgia Pro" w:hAnsi="Georgia Pro" w:cs="Georgia Pro"/>
-          <w:color w:val="000000" w:themeColor="text1"/>
-        </w:rPr>
-        <w:pict w14:anchorId="6F5C302C">
-          <v:rect id="_x0000_i1376" style="width:0;height:1.5pt" o:hralign="center" o:hrstd="t" o:hr="t" fillcolor="#a0a0a0" stroked="f"/>
-        </w:pict>
-      </w:r>
-    </w:p>
-    <w:p>
-      <w:pPr>
-        <w:spacing w:after="0" w:line="480" w:lineRule="auto"/>
-        <w:rPr>
-          <w:rFonts w:ascii="Georgia Pro" w:eastAsia="Georgia Pro" w:hAnsi="Georgia Pro" w:cs="Georgia Pro"/>
-          <w:b/>
-          <w:bCs/>
-          <w:color w:val="000000" w:themeColor="text1"/>
-        </w:rPr>
-      </w:pPr>
-    </w:p>
-    <w:p>
-      <w:pPr>
-        <w:spacing w:after="0" w:line="480" w:lineRule="auto"/>
-        <w:rPr>
-          <w:rFonts w:ascii="Georgia Pro" w:eastAsia="Georgia Pro" w:hAnsi="Georgia Pro" w:cs="Georgia Pro"/>
-          <w:b/>
-          <w:bCs/>
-          <w:color w:val="000000" w:themeColor="text1"/>
-        </w:rPr>
-      </w:pPr>
-      <w:r>
-        <w:rPr>
-          <w:rFonts w:ascii="Georgia Pro" w:eastAsia="Georgia Pro" w:hAnsi="Georgia Pro" w:cs="Georgia Pro"/>
-          <w:b/>
-          <w:bCs/>
-          <w:color w:val="000000" w:themeColor="text1"/>
-        </w:rPr>
-        <w:lastRenderedPageBreak/>
-        <w:t>Step 12: Deploy Function to Azure</w:t>
-      </w:r>
-    </w:p>
-    <w:p>
-      <w:pPr>
-        <w:spacing w:after="0" w:line="480" w:lineRule="auto"/>
-        <w:rPr>
-          <w:rFonts w:ascii="Georgia Pro" w:eastAsia="Georgia Pro" w:hAnsi="Georgia Pro" w:cs="Georgia Pro"/>
-          <w:color w:val="000000" w:themeColor="text1"/>
-        </w:rPr>
-      </w:pPr>
-      <w:r>
-        <w:rPr>
-          <w:rFonts w:ascii="Georgia Pro" w:eastAsia="Georgia Pro" w:hAnsi="Georgia Pro" w:cs="Georgia Pro"/>
-          <w:color w:val="000000" w:themeColor="text1"/>
-        </w:rPr>
-        <w:t>Stop runtime using:</w:t>
-      </w:r>
-    </w:p>
-    <w:p>
-      <w:pPr>
-        <w:spacing w:after="0" w:line="480" w:lineRule="auto"/>
-        <w:rPr>
-          <w:rFonts w:ascii="Georgia Pro" w:eastAsia="Georgia Pro" w:hAnsi="Georgia Pro" w:cs="Georgia Pro"/>
-          <w:color w:val="000000" w:themeColor="text1"/>
-        </w:rPr>
-      </w:pPr>
-      <w:r>
-        <w:rPr>
-          <w:rFonts w:ascii="Georgia Pro" w:eastAsia="Georgia Pro" w:hAnsi="Georgia Pro" w:cs="Georgia Pro"/>
-          <w:color w:val="000000" w:themeColor="text1"/>
-        </w:rPr>
-        <w:t>CTRL + C</w:t>
-      </w:r>
-    </w:p>
-    <w:p>
-      <w:pPr>
-        <w:spacing w:after="0" w:line="480" w:lineRule="auto"/>
-        <w:rPr>
-          <w:rFonts w:ascii="Georgia Pro" w:eastAsia="Georgia Pro" w:hAnsi="Georgia Pro" w:cs="Georgia Pro"/>
-          <w:color w:val="000000" w:themeColor="text1"/>
-        </w:rPr>
-      </w:pPr>
-      <w:r>
-        <w:rPr>
-          <w:rFonts w:ascii="Georgia Pro" w:eastAsia="Georgia Pro" w:hAnsi="Georgia Pro" w:cs="Georgia Pro"/>
-          <w:color w:val="000000" w:themeColor="text1"/>
-        </w:rPr>
-        <w:t>Deploy:</w:t>
+        <w:t>--name $STORAGE_NAME \</w:t>
       </w:r>
     </w:p>
     <w:p>
@@ -2052,230 +1624,12 @@
           <w:color w:val="000000" w:themeColor="text1"/>
         </w:rPr>
       </w:pPr>
-      <w:proofErr w:type="spellStart"/>
-      <w:r>
-        <w:rPr>
-          <w:rFonts w:ascii="Georgia Pro" w:eastAsia="Georgia Pro" w:hAnsi="Georgia Pro" w:cs="Georgia Pro"/>
-          <w:color w:val="000000" w:themeColor="text1"/>
-        </w:rPr>
-        <w:t>func</w:t>
-      </w:r>
-      <w:proofErr w:type="spellEnd"/>
-      <w:r>
-        <w:rPr>
-          <w:rFonts w:ascii="Georgia Pro" w:eastAsia="Georgia Pro" w:hAnsi="Georgia Pro" w:cs="Georgia Pro"/>
-          <w:color w:val="000000" w:themeColor="text1"/>
-        </w:rPr>
-        <w:t xml:space="preserve"> azure </w:t>
-      </w:r>
-      <w:proofErr w:type="spellStart"/>
-      <w:r>
-        <w:rPr>
-          <w:rFonts w:ascii="Georgia Pro" w:eastAsia="Georgia Pro" w:hAnsi="Georgia Pro" w:cs="Georgia Pro"/>
-          <w:color w:val="000000" w:themeColor="text1"/>
-        </w:rPr>
-        <w:t>functionapp</w:t>
-      </w:r>
-      <w:proofErr w:type="spellEnd"/>
-      <w:r>
-        <w:rPr>
-          <w:rFonts w:ascii="Georgia Pro" w:eastAsia="Georgia Pro" w:hAnsi="Georgia Pro" w:cs="Georgia Pro"/>
-          <w:color w:val="000000" w:themeColor="text1"/>
-        </w:rPr>
-        <w:t xml:space="preserve"> publish $FUNCTION_APP</w:t>
-      </w:r>
-    </w:p>
-    <w:p>
-      <w:pPr>
-        <w:spacing w:after="0" w:line="480" w:lineRule="auto"/>
-        <w:rPr>
-          <w:rFonts w:ascii="Georgia Pro" w:eastAsia="Georgia Pro" w:hAnsi="Georgia Pro" w:cs="Georgia Pro"/>
-          <w:color w:val="000000" w:themeColor="text1"/>
-        </w:rPr>
-      </w:pPr>
-      <w:r>
-        <w:rPr>
-          <w:rFonts w:ascii="Georgia Pro" w:eastAsia="Georgia Pro" w:hAnsi="Georgia Pro" w:cs="Georgia Pro"/>
-          <w:color w:val="000000" w:themeColor="text1"/>
-        </w:rPr>
-        <w:pict w14:anchorId="3EB0F4C8">
-          <v:rect id="_x0000_i1377" style="width:0;height:1.5pt" o:hralign="center" o:hrstd="t" o:hr="t" fillcolor="#a0a0a0" stroked="f"/>
-        </w:pict>
-      </w:r>
-    </w:p>
-    <w:p>
-      <w:pPr>
-        <w:spacing w:after="0" w:line="480" w:lineRule="auto"/>
-        <w:rPr>
-          <w:rFonts w:ascii="Georgia Pro" w:eastAsia="Georgia Pro" w:hAnsi="Georgia Pro" w:cs="Georgia Pro"/>
-          <w:b/>
-          <w:bCs/>
-          <w:color w:val="000000" w:themeColor="text1"/>
-        </w:rPr>
-      </w:pPr>
-      <w:r>
-        <w:rPr>
-          <w:rFonts w:ascii="Georgia Pro" w:eastAsia="Georgia Pro" w:hAnsi="Georgia Pro" w:cs="Georgia Pro"/>
-          <w:b/>
-          <w:bCs/>
-          <w:color w:val="000000" w:themeColor="text1"/>
-        </w:rPr>
-        <w:t>Step 13: Verify in Azure Portal</w:t>
-      </w:r>
-    </w:p>
-    <w:p>
-      <w:pPr>
-        <w:spacing w:after="0" w:line="480" w:lineRule="auto"/>
-        <w:rPr>
-          <w:rFonts w:ascii="Georgia Pro" w:eastAsia="Georgia Pro" w:hAnsi="Georgia Pro" w:cs="Georgia Pro"/>
-          <w:color w:val="000000" w:themeColor="text1"/>
-        </w:rPr>
-      </w:pPr>
-      <w:r>
-        <w:rPr>
-          <w:rFonts w:ascii="Georgia Pro" w:eastAsia="Georgia Pro" w:hAnsi="Georgia Pro" w:cs="Georgia Pro"/>
-          <w:color w:val="000000" w:themeColor="text1"/>
-        </w:rPr>
-        <w:t>Navigate to:</w:t>
-      </w:r>
-    </w:p>
-    <w:p>
-      <w:pPr>
-        <w:numPr>
-          <w:ilvl w:val="0"/>
-          <w:numId w:val="27"/>
-        </w:numPr>
-        <w:spacing w:after="0" w:line="480" w:lineRule="auto"/>
-        <w:rPr>
-          <w:rFonts w:ascii="Georgia Pro" w:eastAsia="Georgia Pro" w:hAnsi="Georgia Pro" w:cs="Georgia Pro"/>
-          <w:color w:val="000000" w:themeColor="text1"/>
-        </w:rPr>
-      </w:pPr>
-      <w:r>
-        <w:rPr>
-          <w:rFonts w:ascii="Georgia Pro" w:eastAsia="Georgia Pro" w:hAnsi="Georgia Pro" w:cs="Georgia Pro"/>
-          <w:color w:val="000000" w:themeColor="text1"/>
-        </w:rPr>
-        <w:t xml:space="preserve">Function App </w:t>
-      </w:r>
-    </w:p>
-    <w:p>
-      <w:pPr>
-        <w:numPr>
-          <w:ilvl w:val="0"/>
-          <w:numId w:val="27"/>
-        </w:numPr>
-        <w:spacing w:after="0" w:line="480" w:lineRule="auto"/>
-        <w:rPr>
-          <w:rFonts w:ascii="Georgia Pro" w:eastAsia="Georgia Pro" w:hAnsi="Georgia Pro" w:cs="Georgia Pro"/>
-          <w:color w:val="000000" w:themeColor="text1"/>
-        </w:rPr>
-      </w:pPr>
-      <w:r>
-        <w:rPr>
-          <w:rFonts w:ascii="Georgia Pro" w:eastAsia="Georgia Pro" w:hAnsi="Georgia Pro" w:cs="Georgia Pro"/>
-          <w:color w:val="000000" w:themeColor="text1"/>
-        </w:rPr>
-        <w:t xml:space="preserve">Functions </w:t>
-      </w:r>
-    </w:p>
-    <w:p>
-      <w:pPr>
-        <w:spacing w:after="0" w:line="480" w:lineRule="auto"/>
-        <w:rPr>
-          <w:rFonts w:ascii="Georgia Pro" w:eastAsia="Georgia Pro" w:hAnsi="Georgia Pro" w:cs="Georgia Pro"/>
-          <w:color w:val="000000" w:themeColor="text1"/>
-        </w:rPr>
-      </w:pPr>
-      <w:r>
-        <w:rPr>
-          <w:rFonts w:ascii="Georgia Pro" w:eastAsia="Georgia Pro" w:hAnsi="Georgia Pro" w:cs="Georgia Pro"/>
-          <w:color w:val="000000" w:themeColor="text1"/>
-        </w:rPr>
-        <w:t>You should see:</w:t>
-      </w:r>
-    </w:p>
-    <w:p>
-      <w:pPr>
-        <w:numPr>
-          <w:ilvl w:val="0"/>
-          <w:numId w:val="28"/>
-        </w:numPr>
-        <w:spacing w:after="0" w:line="480" w:lineRule="auto"/>
-        <w:rPr>
-          <w:rFonts w:ascii="Georgia Pro" w:eastAsia="Georgia Pro" w:hAnsi="Georgia Pro" w:cs="Georgia Pro"/>
-          <w:color w:val="000000" w:themeColor="text1"/>
-        </w:rPr>
-      </w:pPr>
-      <w:proofErr w:type="spellStart"/>
-      <w:r>
-        <w:rPr>
-          <w:rFonts w:ascii="Georgia Pro" w:eastAsia="Georgia Pro" w:hAnsi="Georgia Pro" w:cs="Georgia Pro"/>
-          <w:color w:val="000000" w:themeColor="text1"/>
-        </w:rPr>
-        <w:t>BlobTriggerFunction</w:t>
-      </w:r>
-      <w:proofErr w:type="spellEnd"/>
-      <w:r>
-        <w:rPr>
-          <w:rFonts w:ascii="Georgia Pro" w:eastAsia="Georgia Pro" w:hAnsi="Georgia Pro" w:cs="Georgia Pro"/>
-          <w:color w:val="000000" w:themeColor="text1"/>
-        </w:rPr>
-        <w:t xml:space="preserve"> </w:t>
-      </w:r>
-    </w:p>
-    <w:p>
-      <w:pPr>
-        <w:spacing w:after="0" w:line="480" w:lineRule="auto"/>
-        <w:rPr>
-          <w:rFonts w:ascii="Georgia Pro" w:eastAsia="Georgia Pro" w:hAnsi="Georgia Pro" w:cs="Georgia Pro"/>
-          <w:color w:val="000000" w:themeColor="text1"/>
-        </w:rPr>
-      </w:pPr>
-      <w:r>
-        <w:rPr>
-          <w:rFonts w:ascii="Georgia Pro" w:eastAsia="Georgia Pro" w:hAnsi="Georgia Pro" w:cs="Georgia Pro"/>
-          <w:color w:val="000000" w:themeColor="text1"/>
-        </w:rPr>
-        <w:pict w14:anchorId="25AB6C9B">
-          <v:rect id="_x0000_i1378" style="width:0;height:1.5pt" o:hralign="center" o:hrstd="t" o:hr="t" fillcolor="#a0a0a0" stroked="f"/>
-        </w:pict>
-      </w:r>
-    </w:p>
-    <w:p>
-      <w:pPr>
-        <w:spacing w:after="0" w:line="480" w:lineRule="auto"/>
-        <w:rPr>
-          <w:rFonts w:ascii="Georgia Pro" w:eastAsia="Georgia Pro" w:hAnsi="Georgia Pro" w:cs="Georgia Pro"/>
-          <w:b/>
-          <w:bCs/>
-          <w:color w:val="000000" w:themeColor="text1"/>
-        </w:rPr>
-      </w:pPr>
-      <w:r>
-        <w:rPr>
-          <w:rFonts w:ascii="Georgia Pro" w:eastAsia="Georgia Pro" w:hAnsi="Georgia Pro" w:cs="Georgia Pro"/>
-          <w:b/>
-          <w:bCs/>
-          <w:color w:val="000000" w:themeColor="text1"/>
-        </w:rPr>
-        <w:t>Step 14: Test Again in Azure</w:t>
-      </w:r>
-    </w:p>
-    <w:p>
-      <w:pPr>
-        <w:spacing w:after="0" w:line="480" w:lineRule="auto"/>
-        <w:rPr>
-          <w:rFonts w:ascii="Georgia Pro" w:eastAsia="Georgia Pro" w:hAnsi="Georgia Pro" w:cs="Georgia Pro"/>
-          <w:color w:val="000000" w:themeColor="text1"/>
-        </w:rPr>
-      </w:pPr>
-      <w:r>
-        <w:rPr>
-          <w:rFonts w:ascii="Georgia Pro" w:eastAsia="Georgia Pro" w:hAnsi="Georgia Pro" w:cs="Georgia Pro"/>
-          <w:color w:val="000000" w:themeColor="text1"/>
-        </w:rPr>
-        <w:t>Upload another file:</w:t>
+      <w:r>
+        <w:rPr>
+          <w:rFonts w:ascii="Georgia Pro" w:eastAsia="Georgia Pro" w:hAnsi="Georgia Pro" w:cs="Georgia Pro"/>
+          <w:color w:val="000000" w:themeColor="text1"/>
+        </w:rPr>
+        <w:t>--resource-group $RESOURCE_GROUP \</w:t>
       </w:r>
     </w:p>
     <w:p>
@@ -2298,14 +1652,25 @@
           <w:rFonts w:ascii="Georgia Pro" w:eastAsia="Georgia Pro" w:hAnsi="Georgia Pro" w:cs="Georgia Pro"/>
           <w:color w:val="000000" w:themeColor="text1"/>
         </w:rPr>
-        <w:t>echo "Second File" &gt; second.txt</w:t>
-      </w:r>
-    </w:p>
-    <w:p>
-      <w:pPr>
-        <w:spacing w:after="0" w:line="480" w:lineRule="auto"/>
-        <w:rPr>
-          <w:rFonts w:ascii="Georgia Pro" w:eastAsia="Georgia Pro" w:hAnsi="Georgia Pro" w:cs="Georgia Pro"/>
+        <w:t xml:space="preserve">--output </w:t>
+      </w:r>
+      <w:proofErr w:type="spellStart"/>
+      <w:r>
+        <w:rPr>
+          <w:rFonts w:ascii="Georgia Pro" w:eastAsia="Georgia Pro" w:hAnsi="Georgia Pro" w:cs="Georgia Pro"/>
+          <w:color w:val="000000" w:themeColor="text1"/>
+        </w:rPr>
+        <w:t>tsv</w:t>
+      </w:r>
+      <w:proofErr w:type="spellEnd"/>
+    </w:p>
+    <w:p>
+      <w:pPr>
+        <w:spacing w:after="0" w:line="480" w:lineRule="auto"/>
+        <w:rPr>
+          <w:rFonts w:ascii="Georgia Pro" w:eastAsia="Georgia Pro" w:hAnsi="Georgia Pro" w:cs="Georgia Pro"/>
+          <w:b/>
+          <w:bCs/>
           <w:color w:val="000000" w:themeColor="text1"/>
         </w:rPr>
       </w:pPr>
@@ -2325,121 +1690,31 @@
           <w:color w:val="000000" w:themeColor="text1"/>
         </w:rPr>
       </w:pPr>
+      <w:r>
+        <w:rPr>
+          <w:rFonts w:ascii="Georgia Pro" w:eastAsia="Georgia Pro" w:hAnsi="Georgia Pro" w:cs="Georgia Pro"/>
+          <w:color w:val="000000" w:themeColor="text1"/>
+        </w:rPr>
+        <w:t xml:space="preserve">nano </w:t>
+      </w:r>
       <w:proofErr w:type="spellStart"/>
       <w:r>
         <w:rPr>
           <w:rFonts w:ascii="Georgia Pro" w:eastAsia="Georgia Pro" w:hAnsi="Georgia Pro" w:cs="Georgia Pro"/>
           <w:color w:val="000000" w:themeColor="text1"/>
         </w:rPr>
-        <w:t>az</w:t>
+        <w:t>local.</w:t>
+      </w:r>
+      <w:proofErr w:type="gramStart"/>
+      <w:r>
+        <w:rPr>
+          <w:rFonts w:ascii="Georgia Pro" w:eastAsia="Georgia Pro" w:hAnsi="Georgia Pro" w:cs="Georgia Pro"/>
+          <w:color w:val="000000" w:themeColor="text1"/>
+        </w:rPr>
+        <w:t>settings.json</w:t>
       </w:r>
       <w:proofErr w:type="spellEnd"/>
-      <w:r>
-        <w:rPr>
-          <w:rFonts w:ascii="Georgia Pro" w:eastAsia="Georgia Pro" w:hAnsi="Georgia Pro" w:cs="Georgia Pro"/>
-          <w:color w:val="000000" w:themeColor="text1"/>
-        </w:rPr>
-        <w:t xml:space="preserve"> storage blob upload \</w:t>
-      </w:r>
-      <w:r>
-        <w:rPr>
-          <w:rFonts w:ascii="Georgia Pro" w:eastAsia="Georgia Pro" w:hAnsi="Georgia Pro" w:cs="Georgia Pro"/>
-          <w:color w:val="000000" w:themeColor="text1"/>
-        </w:rPr>
-        <w:br/>
-        <w:t>--account-name $STORAGE_NAME \</w:t>
-      </w:r>
-      <w:r>
-        <w:rPr>
-          <w:rFonts w:ascii="Georgia Pro" w:eastAsia="Georgia Pro" w:hAnsi="Georgia Pro" w:cs="Georgia Pro"/>
-          <w:color w:val="000000" w:themeColor="text1"/>
-        </w:rPr>
-        <w:br/>
-        <w:t>--container-name samples-</w:t>
-      </w:r>
-      <w:proofErr w:type="spellStart"/>
-      <w:r>
-        <w:rPr>
-          <w:rFonts w:ascii="Georgia Pro" w:eastAsia="Georgia Pro" w:hAnsi="Georgia Pro" w:cs="Georgia Pro"/>
-          <w:color w:val="000000" w:themeColor="text1"/>
-        </w:rPr>
-        <w:t>workitems</w:t>
-      </w:r>
-      <w:proofErr w:type="spellEnd"/>
-      <w:r>
-        <w:rPr>
-          <w:rFonts w:ascii="Georgia Pro" w:eastAsia="Georgia Pro" w:hAnsi="Georgia Pro" w:cs="Georgia Pro"/>
-          <w:color w:val="000000" w:themeColor="text1"/>
-        </w:rPr>
-        <w:t xml:space="preserve"> \</w:t>
-      </w:r>
-      <w:r>
-        <w:rPr>
-          <w:rFonts w:ascii="Georgia Pro" w:eastAsia="Georgia Pro" w:hAnsi="Georgia Pro" w:cs="Georgia Pro"/>
-          <w:color w:val="000000" w:themeColor="text1"/>
-        </w:rPr>
-        <w:br/>
-        <w:t>--name second.txt \</w:t>
-      </w:r>
-      <w:r>
-        <w:rPr>
-          <w:rFonts w:ascii="Georgia Pro" w:eastAsia="Georgia Pro" w:hAnsi="Georgia Pro" w:cs="Georgia Pro"/>
-          <w:color w:val="000000" w:themeColor="text1"/>
-        </w:rPr>
-        <w:br/>
-        <w:t>--file second.txt \</w:t>
-      </w:r>
-      <w:r>
-        <w:rPr>
-          <w:rFonts w:ascii="Georgia Pro" w:eastAsia="Georgia Pro" w:hAnsi="Georgia Pro" w:cs="Georgia Pro"/>
-          <w:color w:val="000000" w:themeColor="text1"/>
-        </w:rPr>
-        <w:br/>
-        <w:t>--auth-mode login</w:t>
-      </w:r>
-    </w:p>
-    <w:p>
-      <w:pPr>
-        <w:spacing w:after="0" w:line="480" w:lineRule="auto"/>
-        <w:rPr>
-          <w:rFonts w:ascii="Georgia Pro" w:eastAsia="Georgia Pro" w:hAnsi="Georgia Pro" w:cs="Georgia Pro"/>
-          <w:color w:val="000000" w:themeColor="text1"/>
-        </w:rPr>
-      </w:pPr>
-    </w:p>
-    <w:p>
-      <w:pPr>
-        <w:spacing w:after="0" w:line="480" w:lineRule="auto"/>
-        <w:rPr>
-          <w:rFonts w:ascii="Georgia Pro" w:eastAsia="Georgia Pro" w:hAnsi="Georgia Pro" w:cs="Georgia Pro"/>
-          <w:color w:val="000000" w:themeColor="text1"/>
-        </w:rPr>
-      </w:pPr>
-      <w:r>
-        <w:rPr>
-          <w:rFonts w:ascii="Georgia Pro" w:eastAsia="Georgia Pro" w:hAnsi="Georgia Pro" w:cs="Georgia Pro"/>
-          <w:color w:val="000000" w:themeColor="text1"/>
-        </w:rPr>
-        <w:t>The Azure-hosted Blob Trigger Function will execute automatically.</w:t>
-      </w:r>
-    </w:p>
-    <w:p>
-      <w:pPr>
-        <w:spacing w:after="0" w:line="480" w:lineRule="auto"/>
-        <w:rPr>
-          <w:rFonts w:ascii="Georgia Pro" w:eastAsia="Georgia Pro" w:hAnsi="Georgia Pro" w:cs="Georgia Pro"/>
-          <w:color w:val="000000" w:themeColor="text1"/>
-        </w:rPr>
-      </w:pPr>
-      <w:r>
-        <w:rPr>
-          <w:rFonts w:ascii="Georgia Pro" w:eastAsia="Georgia Pro" w:hAnsi="Georgia Pro" w:cs="Georgia Pro"/>
-          <w:color w:val="000000" w:themeColor="text1"/>
-        </w:rPr>
-        <w:pict w14:anchorId="3C7248E1">
-          <v:rect id="_x0000_i1379" style="width:0;height:1.5pt" o:hralign="center" o:hrstd="t" o:hr="t" fillcolor="#a0a0a0" stroked="f"/>
-        </w:pict>
-      </w:r>
+      <w:proofErr w:type="gramEnd"/>
     </w:p>
     <w:p>
       <w:pPr>
@@ -2469,8 +1744,7 @@
           <w:bCs/>
           <w:color w:val="000000" w:themeColor="text1"/>
         </w:rPr>
-        <w:lastRenderedPageBreak/>
-        <w:t>Cleanup Resources</w:t>
+        <w:t xml:space="preserve">replace following line </w:t>
       </w:r>
     </w:p>
     <w:p>
@@ -2488,6 +1762,1220 @@
           <w:color w:val="000000" w:themeColor="text1"/>
         </w:rPr>
       </w:pPr>
+      <w:r>
+        <w:rPr>
+          <w:rFonts w:ascii="Georgia Pro" w:eastAsia="Georgia Pro" w:hAnsi="Georgia Pro" w:cs="Georgia Pro"/>
+          <w:color w:val="000000" w:themeColor="text1"/>
+        </w:rPr>
+        <w:t>"</w:t>
+      </w:r>
+      <w:proofErr w:type="spellStart"/>
+      <w:r>
+        <w:rPr>
+          <w:rFonts w:ascii="Georgia Pro" w:eastAsia="Georgia Pro" w:hAnsi="Georgia Pro" w:cs="Georgia Pro"/>
+          <w:color w:val="000000" w:themeColor="text1"/>
+        </w:rPr>
+        <w:t>AzureWebJobsStorage</w:t>
+      </w:r>
+      <w:proofErr w:type="spellEnd"/>
+      <w:r>
+        <w:rPr>
+          <w:rFonts w:ascii="Georgia Pro" w:eastAsia="Georgia Pro" w:hAnsi="Georgia Pro" w:cs="Georgia Pro"/>
+          <w:color w:val="000000" w:themeColor="text1"/>
+        </w:rPr>
+        <w:t>": "</w:t>
+      </w:r>
+      <w:proofErr w:type="spellStart"/>
+      <w:r>
+        <w:rPr>
+          <w:rFonts w:ascii="Georgia Pro" w:eastAsia="Georgia Pro" w:hAnsi="Georgia Pro" w:cs="Georgia Pro"/>
+          <w:color w:val="000000" w:themeColor="text1"/>
+        </w:rPr>
+        <w:t>UseDevelopmentStorage</w:t>
+      </w:r>
+      <w:proofErr w:type="spellEnd"/>
+      <w:r>
+        <w:rPr>
+          <w:rFonts w:ascii="Georgia Pro" w:eastAsia="Georgia Pro" w:hAnsi="Georgia Pro" w:cs="Georgia Pro"/>
+          <w:color w:val="000000" w:themeColor="text1"/>
+        </w:rPr>
+        <w:t>=true"</w:t>
+      </w:r>
+    </w:p>
+    <w:p>
+      <w:pPr>
+        <w:spacing w:after="0" w:line="480" w:lineRule="auto"/>
+        <w:rPr>
+          <w:rFonts w:ascii="Georgia Pro" w:eastAsia="Georgia Pro" w:hAnsi="Georgia Pro" w:cs="Georgia Pro"/>
+          <w:b/>
+          <w:bCs/>
+          <w:color w:val="000000" w:themeColor="text1"/>
+        </w:rPr>
+      </w:pPr>
+    </w:p>
+    <w:p>
+      <w:pPr>
+        <w:pBdr>
+          <w:top w:val="single" w:sz="4" w:space="1" w:color="auto"/>
+          <w:left w:val="single" w:sz="4" w:space="4" w:color="auto"/>
+          <w:bottom w:val="single" w:sz="4" w:space="1" w:color="auto"/>
+          <w:right w:val="single" w:sz="4" w:space="4" w:color="auto"/>
+        </w:pBdr>
+        <w:shd w:val="clear" w:color="auto" w:fill="F2F2F2" w:themeFill="background1" w:themeFillShade="F2"/>
+        <w:spacing w:after="0" w:line="480" w:lineRule="auto"/>
+        <w:rPr>
+          <w:rFonts w:ascii="Georgia Pro" w:eastAsia="Georgia Pro" w:hAnsi="Georgia Pro" w:cs="Georgia Pro"/>
+          <w:color w:val="000000" w:themeColor="text1"/>
+        </w:rPr>
+      </w:pPr>
+      <w:r>
+        <w:rPr>
+          <w:rFonts w:ascii="Georgia Pro" w:eastAsia="Georgia Pro" w:hAnsi="Georgia Pro" w:cs="Georgia Pro"/>
+          <w:color w:val="000000" w:themeColor="text1"/>
+        </w:rPr>
+        <w:t>"</w:t>
+      </w:r>
+      <w:proofErr w:type="spellStart"/>
+      <w:r>
+        <w:rPr>
+          <w:rFonts w:ascii="Georgia Pro" w:eastAsia="Georgia Pro" w:hAnsi="Georgia Pro" w:cs="Georgia Pro"/>
+          <w:color w:val="000000" w:themeColor="text1"/>
+        </w:rPr>
+        <w:t>AzureWebJobsStorage</w:t>
+      </w:r>
+      <w:proofErr w:type="spellEnd"/>
+      <w:r>
+        <w:rPr>
+          <w:rFonts w:ascii="Georgia Pro" w:eastAsia="Georgia Pro" w:hAnsi="Georgia Pro" w:cs="Georgia Pro"/>
+          <w:color w:val="000000" w:themeColor="text1"/>
+        </w:rPr>
+        <w:t>": "&lt;YOUR_CONNECTION_STRING&gt;"</w:t>
+      </w:r>
+    </w:p>
+    <w:p>
+      <w:pPr>
+        <w:spacing w:after="0" w:line="480" w:lineRule="auto"/>
+        <w:rPr>
+          <w:rFonts w:ascii="Georgia Pro" w:eastAsia="Georgia Pro" w:hAnsi="Georgia Pro" w:cs="Georgia Pro"/>
+          <w:b/>
+          <w:bCs/>
+          <w:color w:val="000000" w:themeColor="text1"/>
+        </w:rPr>
+      </w:pPr>
+    </w:p>
+    <w:p>
+      <w:pPr>
+        <w:spacing w:after="0" w:line="480" w:lineRule="auto"/>
+        <w:rPr>
+          <w:rFonts w:ascii="Georgia Pro" w:eastAsia="Georgia Pro" w:hAnsi="Georgia Pro" w:cs="Georgia Pro"/>
+          <w:b/>
+          <w:bCs/>
+          <w:color w:val="000000" w:themeColor="text1"/>
+        </w:rPr>
+      </w:pPr>
+      <w:r>
+        <w:rPr>
+          <w:rFonts w:ascii="Georgia Pro" w:eastAsia="Georgia Pro" w:hAnsi="Georgia Pro" w:cs="Georgia Pro"/>
+          <w:b/>
+          <w:bCs/>
+          <w:color w:val="000000" w:themeColor="text1"/>
+        </w:rPr>
+        <w:t>With your connection string</w:t>
+      </w:r>
+    </w:p>
+    <w:p>
+      <w:pPr>
+        <w:spacing w:after="0" w:line="480" w:lineRule="auto"/>
+        <w:rPr>
+          <w:rFonts w:ascii="Georgia Pro" w:eastAsia="Georgia Pro" w:hAnsi="Georgia Pro" w:cs="Georgia Pro"/>
+          <w:b/>
+          <w:bCs/>
+          <w:color w:val="000000" w:themeColor="text1"/>
+        </w:rPr>
+      </w:pPr>
+      <w:r>
+        <w:rPr>
+          <w:rFonts w:ascii="Georgia Pro" w:eastAsia="Georgia Pro" w:hAnsi="Georgia Pro" w:cs="Georgia Pro"/>
+          <w:b/>
+          <w:bCs/>
+          <w:color w:val="000000" w:themeColor="text1"/>
+        </w:rPr>
+        <w:t>Like:</w:t>
+      </w:r>
+    </w:p>
+    <w:p>
+      <w:pPr>
+        <w:pBdr>
+          <w:top w:val="single" w:sz="4" w:space="1" w:color="auto"/>
+          <w:left w:val="single" w:sz="4" w:space="4" w:color="auto"/>
+          <w:bottom w:val="single" w:sz="4" w:space="1" w:color="auto"/>
+          <w:right w:val="single" w:sz="4" w:space="4" w:color="auto"/>
+        </w:pBdr>
+        <w:shd w:val="clear" w:color="auto" w:fill="F2F2F2" w:themeFill="background1" w:themeFillShade="F2"/>
+        <w:spacing w:after="0" w:line="480" w:lineRule="auto"/>
+        <w:rPr>
+          <w:rFonts w:ascii="Georgia Pro" w:eastAsia="Georgia Pro" w:hAnsi="Georgia Pro" w:cs="Georgia Pro"/>
+          <w:color w:val="000000" w:themeColor="text1"/>
+        </w:rPr>
+      </w:pPr>
+      <w:r>
+        <w:rPr>
+          <w:rFonts w:ascii="Georgia Pro" w:eastAsia="Georgia Pro" w:hAnsi="Georgia Pro" w:cs="Georgia Pro"/>
+          <w:color w:val="000000" w:themeColor="text1"/>
+        </w:rPr>
+        <w:t>"</w:t>
+      </w:r>
+      <w:proofErr w:type="spellStart"/>
+      <w:r>
+        <w:rPr>
+          <w:rFonts w:ascii="Georgia Pro" w:eastAsia="Georgia Pro" w:hAnsi="Georgia Pro" w:cs="Georgia Pro"/>
+          <w:color w:val="000000" w:themeColor="text1"/>
+        </w:rPr>
+        <w:t>AzureWebJobsStorage</w:t>
+      </w:r>
+      <w:proofErr w:type="spellEnd"/>
+      <w:r>
+        <w:rPr>
+          <w:rFonts w:ascii="Georgia Pro" w:eastAsia="Georgia Pro" w:hAnsi="Georgia Pro" w:cs="Georgia Pro"/>
+          <w:color w:val="000000" w:themeColor="text1"/>
+        </w:rPr>
+        <w:t>": "DefaultEndpointsProtocol=</w:t>
+      </w:r>
+      <w:proofErr w:type="gramStart"/>
+      <w:r>
+        <w:rPr>
+          <w:rFonts w:ascii="Georgia Pro" w:eastAsia="Georgia Pro" w:hAnsi="Georgia Pro" w:cs="Georgia Pro"/>
+          <w:color w:val="000000" w:themeColor="text1"/>
+        </w:rPr>
+        <w:t>https;AccountName</w:t>
+      </w:r>
+      <w:proofErr w:type="gramEnd"/>
+      <w:r>
+        <w:rPr>
+          <w:rFonts w:ascii="Georgia Pro" w:eastAsia="Georgia Pro" w:hAnsi="Georgia Pro" w:cs="Georgia Pro"/>
+          <w:color w:val="000000" w:themeColor="text1"/>
+        </w:rPr>
+        <w:t>=blobstorage</w:t>
+      </w:r>
+      <w:proofErr w:type="gramStart"/>
+      <w:r>
+        <w:rPr>
+          <w:rFonts w:ascii="Georgia Pro" w:eastAsia="Georgia Pro" w:hAnsi="Georgia Pro" w:cs="Georgia Pro"/>
+          <w:color w:val="000000" w:themeColor="text1"/>
+        </w:rPr>
+        <w:t>12345;AccountKey</w:t>
+      </w:r>
+      <w:proofErr w:type="gramEnd"/>
+      <w:r>
+        <w:rPr>
+          <w:rFonts w:ascii="Georgia Pro" w:eastAsia="Georgia Pro" w:hAnsi="Georgia Pro" w:cs="Georgia Pro"/>
+          <w:color w:val="000000" w:themeColor="text1"/>
+        </w:rPr>
+        <w:t>=</w:t>
+      </w:r>
+      <w:proofErr w:type="gramStart"/>
+      <w:r>
+        <w:rPr>
+          <w:rFonts w:ascii="Georgia Pro" w:eastAsia="Georgia Pro" w:hAnsi="Georgia Pro" w:cs="Georgia Pro"/>
+          <w:color w:val="000000" w:themeColor="text1"/>
+        </w:rPr>
+        <w:t>xxxxxxxx;EndpointSuffix=core.windows.net</w:t>
+      </w:r>
+      <w:proofErr w:type="gramEnd"/>
+      <w:r>
+        <w:rPr>
+          <w:rFonts w:ascii="Georgia Pro" w:eastAsia="Georgia Pro" w:hAnsi="Georgia Pro" w:cs="Georgia Pro"/>
+          <w:color w:val="000000" w:themeColor="text1"/>
+        </w:rPr>
+        <w:t>"</w:t>
+      </w:r>
+    </w:p>
+    <w:p>
+      <w:pPr>
+        <w:spacing w:after="0" w:line="480" w:lineRule="auto"/>
+        <w:rPr>
+          <w:rFonts w:ascii="Georgia Pro" w:eastAsia="Georgia Pro" w:hAnsi="Georgia Pro" w:cs="Georgia Pro"/>
+          <w:b/>
+          <w:bCs/>
+          <w:color w:val="000000" w:themeColor="text1"/>
+        </w:rPr>
+      </w:pPr>
+    </w:p>
+    <w:p>
+      <w:pPr>
+        <w:pBdr>
+          <w:top w:val="single" w:sz="4" w:space="1" w:color="auto"/>
+          <w:left w:val="single" w:sz="4" w:space="4" w:color="auto"/>
+          <w:bottom w:val="single" w:sz="4" w:space="1" w:color="auto"/>
+          <w:right w:val="single" w:sz="4" w:space="4" w:color="auto"/>
+        </w:pBdr>
+        <w:shd w:val="clear" w:color="auto" w:fill="F2F2F2" w:themeFill="background1" w:themeFillShade="F2"/>
+        <w:spacing w:after="0" w:line="480" w:lineRule="auto"/>
+        <w:rPr>
+          <w:rFonts w:ascii="Georgia Pro" w:eastAsia="Georgia Pro" w:hAnsi="Georgia Pro" w:cs="Georgia Pro"/>
+          <w:color w:val="000000" w:themeColor="text1"/>
+        </w:rPr>
+      </w:pPr>
+      <w:proofErr w:type="spellStart"/>
+      <w:r>
+        <w:rPr>
+          <w:rFonts w:ascii="Georgia Pro" w:eastAsia="Georgia Pro" w:hAnsi="Georgia Pro" w:cs="Georgia Pro"/>
+          <w:color w:val="000000" w:themeColor="text1"/>
+        </w:rPr>
+        <w:t>func</w:t>
+      </w:r>
+      <w:proofErr w:type="spellEnd"/>
+      <w:r>
+        <w:rPr>
+          <w:rFonts w:ascii="Georgia Pro" w:eastAsia="Georgia Pro" w:hAnsi="Georgia Pro" w:cs="Georgia Pro"/>
+          <w:color w:val="000000" w:themeColor="text1"/>
+        </w:rPr>
+        <w:t xml:space="preserve"> start</w:t>
+      </w:r>
+    </w:p>
+    <w:p>
+      <w:pPr>
+        <w:spacing w:after="0" w:line="480" w:lineRule="auto"/>
+        <w:rPr>
+          <w:rFonts w:ascii="Georgia Pro" w:eastAsia="Georgia Pro" w:hAnsi="Georgia Pro" w:cs="Georgia Pro"/>
+          <w:color w:val="000000" w:themeColor="text1"/>
+        </w:rPr>
+      </w:pPr>
+    </w:p>
+    <w:p>
+      <w:pPr>
+        <w:spacing w:after="0" w:line="480" w:lineRule="auto"/>
+        <w:rPr>
+          <w:rFonts w:ascii="Georgia Pro" w:eastAsia="Georgia Pro" w:hAnsi="Georgia Pro" w:cs="Georgia Pro"/>
+          <w:color w:val="000000" w:themeColor="text1"/>
+        </w:rPr>
+      </w:pPr>
+      <w:r>
+        <w:rPr>
+          <w:rFonts w:ascii="Georgia Pro" w:eastAsia="Georgia Pro" w:hAnsi="Georgia Pro" w:cs="Georgia Pro"/>
+          <w:color w:val="000000" w:themeColor="text1"/>
+        </w:rPr>
+        <w:t>Keep this terminal running.</w:t>
+      </w:r>
+    </w:p>
+    <w:p>
+      <w:pPr>
+        <w:spacing w:after="0" w:line="480" w:lineRule="auto"/>
+        <w:rPr>
+          <w:rFonts w:ascii="Georgia Pro" w:eastAsia="Georgia Pro" w:hAnsi="Georgia Pro" w:cs="Georgia Pro"/>
+          <w:color w:val="000000" w:themeColor="text1"/>
+        </w:rPr>
+      </w:pPr>
+      <w:r>
+        <w:rPr>
+          <w:rFonts w:ascii="Georgia Pro" w:eastAsia="Georgia Pro" w:hAnsi="Georgia Pro" w:cs="Georgia Pro"/>
+          <w:color w:val="000000" w:themeColor="text1"/>
+        </w:rPr>
+        <w:pict w14:anchorId="1E2246ED">
+          <v:rect id="_x0000_i1035" style="width:0;height:1.5pt" o:hralign="center" o:hrstd="t" o:hr="t" fillcolor="#a0a0a0" stroked="f"/>
+        </w:pict>
+      </w:r>
+    </w:p>
+    <w:p>
+      <w:pPr>
+        <w:spacing w:after="0" w:line="480" w:lineRule="auto"/>
+        <w:rPr>
+          <w:rFonts w:ascii="Georgia Pro" w:eastAsia="Georgia Pro" w:hAnsi="Georgia Pro" w:cs="Georgia Pro"/>
+          <w:b/>
+          <w:bCs/>
+          <w:color w:val="000000" w:themeColor="text1"/>
+        </w:rPr>
+      </w:pPr>
+      <w:r>
+        <w:rPr>
+          <w:rFonts w:ascii="Georgia Pro" w:eastAsia="Georgia Pro" w:hAnsi="Georgia Pro" w:cs="Georgia Pro"/>
+          <w:b/>
+          <w:bCs/>
+          <w:color w:val="000000" w:themeColor="text1"/>
+        </w:rPr>
+        <w:t>Step 9: Open Another Cloud Shell Tab</w:t>
+      </w:r>
+    </w:p>
+    <w:p>
+      <w:pPr>
+        <w:spacing w:after="0" w:line="480" w:lineRule="auto"/>
+        <w:rPr>
+          <w:rFonts w:ascii="Georgia Pro" w:eastAsia="Georgia Pro" w:hAnsi="Georgia Pro" w:cs="Georgia Pro"/>
+          <w:color w:val="000000" w:themeColor="text1"/>
+        </w:rPr>
+      </w:pPr>
+      <w:r>
+        <w:rPr>
+          <w:rFonts w:ascii="Georgia Pro" w:eastAsia="Georgia Pro" w:hAnsi="Georgia Pro" w:cs="Georgia Pro"/>
+          <w:color w:val="000000" w:themeColor="text1"/>
+        </w:rPr>
+        <w:t>Create a sample file:</w:t>
+      </w:r>
+    </w:p>
+    <w:p>
+      <w:pPr>
+        <w:pBdr>
+          <w:top w:val="single" w:sz="4" w:space="1" w:color="auto"/>
+          <w:left w:val="single" w:sz="4" w:space="4" w:color="auto"/>
+          <w:bottom w:val="single" w:sz="4" w:space="1" w:color="auto"/>
+          <w:right w:val="single" w:sz="4" w:space="4" w:color="auto"/>
+        </w:pBdr>
+        <w:shd w:val="clear" w:color="auto" w:fill="F2F2F2" w:themeFill="background1" w:themeFillShade="F2"/>
+        <w:spacing w:after="0" w:line="480" w:lineRule="auto"/>
+        <w:rPr>
+          <w:rFonts w:ascii="Georgia Pro" w:eastAsia="Georgia Pro" w:hAnsi="Georgia Pro" w:cs="Georgia Pro"/>
+          <w:color w:val="000000" w:themeColor="text1"/>
+        </w:rPr>
+      </w:pPr>
+      <w:r>
+        <w:rPr>
+          <w:rFonts w:ascii="Georgia Pro" w:eastAsia="Georgia Pro" w:hAnsi="Georgia Pro" w:cs="Georgia Pro"/>
+          <w:color w:val="000000" w:themeColor="text1"/>
+        </w:rPr>
+        <w:t>echo "Hello Blob Trigger" &gt; sample.txt</w:t>
+      </w:r>
+    </w:p>
+    <w:p>
+      <w:pPr>
+        <w:spacing w:after="0" w:line="480" w:lineRule="auto"/>
+        <w:rPr>
+          <w:rFonts w:ascii="Georgia Pro" w:eastAsia="Georgia Pro" w:hAnsi="Georgia Pro" w:cs="Georgia Pro"/>
+          <w:color w:val="000000" w:themeColor="text1"/>
+        </w:rPr>
+      </w:pPr>
+      <w:r>
+        <w:rPr>
+          <w:rFonts w:ascii="Georgia Pro" w:eastAsia="Georgia Pro" w:hAnsi="Georgia Pro" w:cs="Georgia Pro"/>
+          <w:color w:val="000000" w:themeColor="text1"/>
+        </w:rPr>
+        <w:lastRenderedPageBreak/>
+        <w:pict w14:anchorId="2407B35D">
+          <v:rect id="_x0000_i1036" style="width:0;height:1.5pt" o:hralign="center" o:hrstd="t" o:hr="t" fillcolor="#a0a0a0" stroked="f"/>
+        </w:pict>
+      </w:r>
+    </w:p>
+    <w:p>
+      <w:pPr>
+        <w:spacing w:after="0" w:line="480" w:lineRule="auto"/>
+        <w:rPr>
+          <w:rFonts w:ascii="Georgia Pro" w:eastAsia="Georgia Pro" w:hAnsi="Georgia Pro" w:cs="Georgia Pro"/>
+          <w:b/>
+          <w:bCs/>
+          <w:color w:val="000000" w:themeColor="text1"/>
+        </w:rPr>
+      </w:pPr>
+      <w:r>
+        <w:rPr>
+          <w:rFonts w:ascii="Georgia Pro" w:eastAsia="Georgia Pro" w:hAnsi="Georgia Pro" w:cs="Georgia Pro"/>
+          <w:b/>
+          <w:bCs/>
+          <w:color w:val="000000" w:themeColor="text1"/>
+        </w:rPr>
+        <w:t>Step 10: Upload File to Blob Storage</w:t>
+      </w:r>
+    </w:p>
+    <w:p>
+      <w:pPr>
+        <w:pBdr>
+          <w:top w:val="single" w:sz="4" w:space="1" w:color="auto"/>
+          <w:left w:val="single" w:sz="4" w:space="4" w:color="auto"/>
+          <w:bottom w:val="single" w:sz="4" w:space="1" w:color="auto"/>
+          <w:right w:val="single" w:sz="4" w:space="4" w:color="auto"/>
+        </w:pBdr>
+        <w:shd w:val="clear" w:color="auto" w:fill="F2F2F2" w:themeFill="background1" w:themeFillShade="F2"/>
+        <w:spacing w:after="0" w:line="480" w:lineRule="auto"/>
+        <w:rPr>
+          <w:rFonts w:ascii="Georgia Pro" w:eastAsia="Georgia Pro" w:hAnsi="Georgia Pro" w:cs="Georgia Pro"/>
+          <w:color w:val="000000" w:themeColor="text1"/>
+        </w:rPr>
+      </w:pPr>
+      <w:proofErr w:type="spellStart"/>
+      <w:r>
+        <w:rPr>
+          <w:rFonts w:ascii="Georgia Pro" w:eastAsia="Georgia Pro" w:hAnsi="Georgia Pro" w:cs="Georgia Pro"/>
+          <w:color w:val="000000" w:themeColor="text1"/>
+        </w:rPr>
+        <w:t>az</w:t>
+      </w:r>
+      <w:proofErr w:type="spellEnd"/>
+      <w:r>
+        <w:rPr>
+          <w:rFonts w:ascii="Georgia Pro" w:eastAsia="Georgia Pro" w:hAnsi="Georgia Pro" w:cs="Georgia Pro"/>
+          <w:color w:val="000000" w:themeColor="text1"/>
+        </w:rPr>
+        <w:t xml:space="preserve"> storage blob upload \</w:t>
+      </w:r>
+      <w:r>
+        <w:rPr>
+          <w:rFonts w:ascii="Georgia Pro" w:eastAsia="Georgia Pro" w:hAnsi="Georgia Pro" w:cs="Georgia Pro"/>
+          <w:color w:val="000000" w:themeColor="text1"/>
+        </w:rPr>
+        <w:br/>
+        <w:t>--account-name $STORAGE_NAME \</w:t>
+      </w:r>
+      <w:r>
+        <w:rPr>
+          <w:rFonts w:ascii="Georgia Pro" w:eastAsia="Georgia Pro" w:hAnsi="Georgia Pro" w:cs="Georgia Pro"/>
+          <w:color w:val="000000" w:themeColor="text1"/>
+        </w:rPr>
+        <w:br/>
+        <w:t>--container-name samples-</w:t>
+      </w:r>
+      <w:proofErr w:type="spellStart"/>
+      <w:r>
+        <w:rPr>
+          <w:rFonts w:ascii="Georgia Pro" w:eastAsia="Georgia Pro" w:hAnsi="Georgia Pro" w:cs="Georgia Pro"/>
+          <w:color w:val="000000" w:themeColor="text1"/>
+        </w:rPr>
+        <w:t>workitems</w:t>
+      </w:r>
+      <w:proofErr w:type="spellEnd"/>
+      <w:r>
+        <w:rPr>
+          <w:rFonts w:ascii="Georgia Pro" w:eastAsia="Georgia Pro" w:hAnsi="Georgia Pro" w:cs="Georgia Pro"/>
+          <w:color w:val="000000" w:themeColor="text1"/>
+        </w:rPr>
+        <w:t xml:space="preserve"> \</w:t>
+      </w:r>
+      <w:r>
+        <w:rPr>
+          <w:rFonts w:ascii="Georgia Pro" w:eastAsia="Georgia Pro" w:hAnsi="Georgia Pro" w:cs="Georgia Pro"/>
+          <w:color w:val="000000" w:themeColor="text1"/>
+        </w:rPr>
+        <w:br/>
+        <w:t>--name sample.txt \</w:t>
+      </w:r>
+      <w:r>
+        <w:rPr>
+          <w:rFonts w:ascii="Georgia Pro" w:eastAsia="Georgia Pro" w:hAnsi="Georgia Pro" w:cs="Georgia Pro"/>
+          <w:color w:val="000000" w:themeColor="text1"/>
+        </w:rPr>
+        <w:br/>
+        <w:t>--file sample.txt \</w:t>
+      </w:r>
+      <w:r>
+        <w:rPr>
+          <w:rFonts w:ascii="Georgia Pro" w:eastAsia="Georgia Pro" w:hAnsi="Georgia Pro" w:cs="Georgia Pro"/>
+          <w:color w:val="000000" w:themeColor="text1"/>
+        </w:rPr>
+        <w:br/>
+        <w:t>--auth-mode login</w:t>
+      </w:r>
+    </w:p>
+    <w:p>
+      <w:pPr>
+        <w:spacing w:after="0" w:line="480" w:lineRule="auto"/>
+        <w:rPr>
+          <w:rFonts w:ascii="Georgia Pro" w:eastAsia="Georgia Pro" w:hAnsi="Georgia Pro" w:cs="Georgia Pro"/>
+          <w:color w:val="000000" w:themeColor="text1"/>
+        </w:rPr>
+      </w:pPr>
+      <w:r>
+        <w:rPr>
+          <w:rFonts w:ascii="Georgia Pro" w:eastAsia="Georgia Pro" w:hAnsi="Georgia Pro" w:cs="Georgia Pro"/>
+          <w:color w:val="000000" w:themeColor="text1"/>
+        </w:rPr>
+        <w:pict w14:anchorId="5678B247">
+          <v:rect id="_x0000_i1037" style="width:0;height:1.5pt" o:hralign="center" o:hrstd="t" o:hr="t" fillcolor="#a0a0a0" stroked="f"/>
+        </w:pict>
+      </w:r>
+    </w:p>
+    <w:p>
+      <w:pPr>
+        <w:spacing w:after="0" w:line="480" w:lineRule="auto"/>
+        <w:rPr>
+          <w:rFonts w:ascii="Georgia Pro" w:eastAsia="Georgia Pro" w:hAnsi="Georgia Pro" w:cs="Georgia Pro"/>
+          <w:b/>
+          <w:bCs/>
+          <w:color w:val="000000" w:themeColor="text1"/>
+        </w:rPr>
+      </w:pPr>
+      <w:r>
+        <w:rPr>
+          <w:rFonts w:ascii="Georgia Pro" w:eastAsia="Georgia Pro" w:hAnsi="Georgia Pro" w:cs="Georgia Pro"/>
+          <w:b/>
+          <w:bCs/>
+          <w:color w:val="000000" w:themeColor="text1"/>
+        </w:rPr>
+        <w:t>Step 11: Verify Blob Trigger Execution</w:t>
+      </w:r>
+    </w:p>
+    <w:p>
+      <w:pPr>
+        <w:spacing w:after="0" w:line="480" w:lineRule="auto"/>
+        <w:rPr>
+          <w:rFonts w:ascii="Georgia Pro" w:eastAsia="Georgia Pro" w:hAnsi="Georgia Pro" w:cs="Georgia Pro"/>
+          <w:color w:val="000000" w:themeColor="text1"/>
+        </w:rPr>
+      </w:pPr>
+      <w:r>
+        <w:rPr>
+          <w:rFonts w:ascii="Georgia Pro" w:eastAsia="Georgia Pro" w:hAnsi="Georgia Pro" w:cs="Georgia Pro"/>
+          <w:color w:val="000000" w:themeColor="text1"/>
+        </w:rPr>
+        <w:t xml:space="preserve">In the first Cloud Shell terminal, you should see output </w:t>
+      </w:r>
+      <w:proofErr w:type="gramStart"/>
+      <w:r>
+        <w:rPr>
+          <w:rFonts w:ascii="Georgia Pro" w:eastAsia="Georgia Pro" w:hAnsi="Georgia Pro" w:cs="Georgia Pro"/>
+          <w:color w:val="000000" w:themeColor="text1"/>
+        </w:rPr>
+        <w:t>similar to</w:t>
+      </w:r>
+      <w:proofErr w:type="gramEnd"/>
+      <w:r>
+        <w:rPr>
+          <w:rFonts w:ascii="Georgia Pro" w:eastAsia="Georgia Pro" w:hAnsi="Georgia Pro" w:cs="Georgia Pro"/>
+          <w:color w:val="000000" w:themeColor="text1"/>
+        </w:rPr>
+        <w:t>:</w:t>
+      </w:r>
+    </w:p>
+    <w:p>
+      <w:pPr>
+        <w:pBdr>
+          <w:top w:val="single" w:sz="4" w:space="1" w:color="auto"/>
+          <w:left w:val="single" w:sz="4" w:space="4" w:color="auto"/>
+          <w:bottom w:val="single" w:sz="4" w:space="1" w:color="auto"/>
+          <w:right w:val="single" w:sz="4" w:space="4" w:color="auto"/>
+        </w:pBdr>
+        <w:shd w:val="clear" w:color="auto" w:fill="F2F2F2" w:themeFill="background1" w:themeFillShade="F2"/>
+        <w:spacing w:after="0" w:line="480" w:lineRule="auto"/>
+        <w:rPr>
+          <w:rFonts w:ascii="Georgia Pro" w:eastAsia="Georgia Pro" w:hAnsi="Georgia Pro" w:cs="Georgia Pro"/>
+          <w:color w:val="000000" w:themeColor="text1"/>
+        </w:rPr>
+      </w:pPr>
+      <w:r>
+        <w:rPr>
+          <w:rFonts w:ascii="Georgia Pro" w:eastAsia="Georgia Pro" w:hAnsi="Georgia Pro" w:cs="Georgia Pro"/>
+          <w:color w:val="000000" w:themeColor="text1"/>
+        </w:rPr>
+        <w:t>Blob trigger function processed blob</w:t>
+      </w:r>
+      <w:r>
+        <w:rPr>
+          <w:rFonts w:ascii="Georgia Pro" w:eastAsia="Georgia Pro" w:hAnsi="Georgia Pro" w:cs="Georgia Pro"/>
+          <w:color w:val="000000" w:themeColor="text1"/>
+        </w:rPr>
+        <w:br/>
+        <w:t>Name: sample.txt</w:t>
+      </w:r>
+    </w:p>
+    <w:p>
+      <w:pPr>
+        <w:spacing w:after="0" w:line="480" w:lineRule="auto"/>
+        <w:rPr>
+          <w:rFonts w:ascii="Georgia Pro" w:eastAsia="Georgia Pro" w:hAnsi="Georgia Pro" w:cs="Georgia Pro"/>
+          <w:color w:val="000000" w:themeColor="text1"/>
+        </w:rPr>
+      </w:pPr>
+    </w:p>
+    <w:p>
+      <w:pPr>
+        <w:spacing w:after="0" w:line="480" w:lineRule="auto"/>
+        <w:rPr>
+          <w:rFonts w:ascii="Georgia Pro" w:eastAsia="Georgia Pro" w:hAnsi="Georgia Pro" w:cs="Georgia Pro"/>
+          <w:color w:val="000000" w:themeColor="text1"/>
+        </w:rPr>
+      </w:pPr>
+      <w:r>
+        <w:rPr>
+          <w:rFonts w:ascii="Georgia Pro" w:eastAsia="Georgia Pro" w:hAnsi="Georgia Pro" w:cs="Georgia Pro"/>
+          <w:color w:val="000000" w:themeColor="text1"/>
+        </w:rPr>
+        <w:t>This confirms:</w:t>
+      </w:r>
+    </w:p>
+    <w:p>
+      <w:pPr>
+        <w:numPr>
+          <w:ilvl w:val="0"/>
+          <w:numId w:val="26"/>
+        </w:numPr>
+        <w:spacing w:after="0" w:line="480" w:lineRule="auto"/>
+        <w:rPr>
+          <w:rFonts w:ascii="Georgia Pro" w:eastAsia="Georgia Pro" w:hAnsi="Georgia Pro" w:cs="Georgia Pro"/>
+          <w:color w:val="000000" w:themeColor="text1"/>
+        </w:rPr>
+      </w:pPr>
+      <w:r>
+        <w:rPr>
+          <w:rFonts w:ascii="Georgia Pro" w:eastAsia="Georgia Pro" w:hAnsi="Georgia Pro" w:cs="Georgia Pro"/>
+          <w:color w:val="000000" w:themeColor="text1"/>
+        </w:rPr>
+        <w:t xml:space="preserve">Blob uploaded successfully </w:t>
+      </w:r>
+    </w:p>
+    <w:p>
+      <w:pPr>
+        <w:numPr>
+          <w:ilvl w:val="0"/>
+          <w:numId w:val="26"/>
+        </w:numPr>
+        <w:spacing w:after="0" w:line="480" w:lineRule="auto"/>
+        <w:rPr>
+          <w:rFonts w:ascii="Georgia Pro" w:eastAsia="Georgia Pro" w:hAnsi="Georgia Pro" w:cs="Georgia Pro"/>
+          <w:color w:val="000000" w:themeColor="text1"/>
+        </w:rPr>
+      </w:pPr>
+      <w:r>
+        <w:rPr>
+          <w:rFonts w:ascii="Georgia Pro" w:eastAsia="Georgia Pro" w:hAnsi="Georgia Pro" w:cs="Georgia Pro"/>
+          <w:color w:val="000000" w:themeColor="text1"/>
+        </w:rPr>
+        <w:t xml:space="preserve">Blob Trigger Function executed automatically </w:t>
+      </w:r>
+    </w:p>
+    <w:p>
+      <w:pPr>
+        <w:spacing w:after="0" w:line="480" w:lineRule="auto"/>
+        <w:rPr>
+          <w:rFonts w:ascii="Georgia Pro" w:eastAsia="Georgia Pro" w:hAnsi="Georgia Pro" w:cs="Georgia Pro"/>
+          <w:color w:val="000000" w:themeColor="text1"/>
+        </w:rPr>
+      </w:pPr>
+      <w:r>
+        <w:rPr>
+          <w:rFonts w:ascii="Georgia Pro" w:eastAsia="Georgia Pro" w:hAnsi="Georgia Pro" w:cs="Georgia Pro"/>
+          <w:color w:val="000000" w:themeColor="text1"/>
+        </w:rPr>
+        <w:pict w14:anchorId="6F5C302C">
+          <v:rect id="_x0000_i1038" style="width:0;height:1.5pt" o:hralign="center" o:hrstd="t" o:hr="t" fillcolor="#a0a0a0" stroked="f"/>
+        </w:pict>
+      </w:r>
+    </w:p>
+    <w:p>
+      <w:pPr>
+        <w:spacing w:after="0" w:line="480" w:lineRule="auto"/>
+        <w:rPr>
+          <w:rFonts w:ascii="Georgia Pro" w:eastAsia="Georgia Pro" w:hAnsi="Georgia Pro" w:cs="Georgia Pro"/>
+          <w:b/>
+          <w:bCs/>
+          <w:color w:val="000000" w:themeColor="text1"/>
+        </w:rPr>
+      </w:pPr>
+    </w:p>
+    <w:p>
+      <w:pPr>
+        <w:spacing w:after="0" w:line="480" w:lineRule="auto"/>
+        <w:rPr>
+          <w:rFonts w:ascii="Georgia Pro" w:eastAsia="Georgia Pro" w:hAnsi="Georgia Pro" w:cs="Georgia Pro"/>
+          <w:b/>
+          <w:bCs/>
+          <w:color w:val="000000" w:themeColor="text1"/>
+        </w:rPr>
+      </w:pPr>
+      <w:r>
+        <w:rPr>
+          <w:rFonts w:ascii="Georgia Pro" w:eastAsia="Georgia Pro" w:hAnsi="Georgia Pro" w:cs="Georgia Pro"/>
+          <w:b/>
+          <w:bCs/>
+          <w:color w:val="000000" w:themeColor="text1"/>
+        </w:rPr>
+        <w:t>Step 12: Deploy Function to Azure</w:t>
+      </w:r>
+    </w:p>
+    <w:p>
+      <w:pPr>
+        <w:spacing w:after="0" w:line="480" w:lineRule="auto"/>
+        <w:rPr>
+          <w:rFonts w:ascii="Georgia Pro" w:eastAsia="Georgia Pro" w:hAnsi="Georgia Pro" w:cs="Georgia Pro"/>
+          <w:color w:val="000000" w:themeColor="text1"/>
+        </w:rPr>
+      </w:pPr>
+      <w:r>
+        <w:rPr>
+          <w:rFonts w:ascii="Georgia Pro" w:eastAsia="Georgia Pro" w:hAnsi="Georgia Pro" w:cs="Georgia Pro"/>
+          <w:color w:val="000000" w:themeColor="text1"/>
+        </w:rPr>
+        <w:t>Stop runtime using:</w:t>
+      </w:r>
+    </w:p>
+    <w:p>
+      <w:pPr>
+        <w:spacing w:after="0" w:line="480" w:lineRule="auto"/>
+        <w:rPr>
+          <w:rFonts w:ascii="Georgia Pro" w:eastAsia="Georgia Pro" w:hAnsi="Georgia Pro" w:cs="Georgia Pro"/>
+          <w:color w:val="000000" w:themeColor="text1"/>
+        </w:rPr>
+      </w:pPr>
+      <w:r>
+        <w:rPr>
+          <w:rFonts w:ascii="Georgia Pro" w:eastAsia="Georgia Pro" w:hAnsi="Georgia Pro" w:cs="Georgia Pro"/>
+          <w:color w:val="000000" w:themeColor="text1"/>
+        </w:rPr>
+        <w:t>CTRL + C</w:t>
+      </w:r>
+    </w:p>
+    <w:p>
+      <w:pPr>
+        <w:spacing w:after="0" w:line="480" w:lineRule="auto"/>
+        <w:rPr>
+          <w:rFonts w:ascii="Georgia Pro" w:eastAsia="Georgia Pro" w:hAnsi="Georgia Pro" w:cs="Georgia Pro"/>
+          <w:color w:val="000000" w:themeColor="text1"/>
+        </w:rPr>
+      </w:pPr>
+      <w:r>
+        <w:rPr>
+          <w:rFonts w:ascii="Georgia Pro" w:eastAsia="Georgia Pro" w:hAnsi="Georgia Pro" w:cs="Georgia Pro"/>
+          <w:color w:val="000000" w:themeColor="text1"/>
+        </w:rPr>
+        <w:t>Deploy:</w:t>
+      </w:r>
+    </w:p>
+    <w:p>
+      <w:pPr>
+        <w:pBdr>
+          <w:top w:val="single" w:sz="4" w:space="1" w:color="auto"/>
+          <w:left w:val="single" w:sz="4" w:space="4" w:color="auto"/>
+          <w:bottom w:val="single" w:sz="4" w:space="1" w:color="auto"/>
+          <w:right w:val="single" w:sz="4" w:space="4" w:color="auto"/>
+        </w:pBdr>
+        <w:shd w:val="clear" w:color="auto" w:fill="F2F2F2" w:themeFill="background1" w:themeFillShade="F2"/>
+        <w:spacing w:after="0" w:line="480" w:lineRule="auto"/>
+        <w:rPr>
+          <w:rFonts w:ascii="Georgia Pro" w:eastAsia="Georgia Pro" w:hAnsi="Georgia Pro" w:cs="Georgia Pro"/>
+          <w:color w:val="000000" w:themeColor="text1"/>
+        </w:rPr>
+      </w:pPr>
+      <w:proofErr w:type="spellStart"/>
+      <w:r>
+        <w:rPr>
+          <w:rFonts w:ascii="Georgia Pro" w:eastAsia="Georgia Pro" w:hAnsi="Georgia Pro" w:cs="Georgia Pro"/>
+          <w:color w:val="000000" w:themeColor="text1"/>
+        </w:rPr>
+        <w:t>func</w:t>
+      </w:r>
+      <w:proofErr w:type="spellEnd"/>
+      <w:r>
+        <w:rPr>
+          <w:rFonts w:ascii="Georgia Pro" w:eastAsia="Georgia Pro" w:hAnsi="Georgia Pro" w:cs="Georgia Pro"/>
+          <w:color w:val="000000" w:themeColor="text1"/>
+        </w:rPr>
+        <w:t xml:space="preserve"> azure </w:t>
+      </w:r>
+      <w:proofErr w:type="spellStart"/>
+      <w:r>
+        <w:rPr>
+          <w:rFonts w:ascii="Georgia Pro" w:eastAsia="Georgia Pro" w:hAnsi="Georgia Pro" w:cs="Georgia Pro"/>
+          <w:color w:val="000000" w:themeColor="text1"/>
+        </w:rPr>
+        <w:t>functionapp</w:t>
+      </w:r>
+      <w:proofErr w:type="spellEnd"/>
+      <w:r>
+        <w:rPr>
+          <w:rFonts w:ascii="Georgia Pro" w:eastAsia="Georgia Pro" w:hAnsi="Georgia Pro" w:cs="Georgia Pro"/>
+          <w:color w:val="000000" w:themeColor="text1"/>
+        </w:rPr>
+        <w:t xml:space="preserve"> publish $FUNCTION_APP</w:t>
+      </w:r>
+    </w:p>
+    <w:p>
+      <w:pPr>
+        <w:spacing w:after="0" w:line="480" w:lineRule="auto"/>
+        <w:rPr>
+          <w:rFonts w:ascii="Georgia Pro" w:eastAsia="Georgia Pro" w:hAnsi="Georgia Pro" w:cs="Georgia Pro"/>
+          <w:color w:val="000000" w:themeColor="text1"/>
+        </w:rPr>
+      </w:pPr>
+      <w:r>
+        <w:rPr>
+          <w:rFonts w:ascii="Georgia Pro" w:eastAsia="Georgia Pro" w:hAnsi="Georgia Pro" w:cs="Georgia Pro"/>
+          <w:color w:val="000000" w:themeColor="text1"/>
+        </w:rPr>
+        <w:pict w14:anchorId="3EB0F4C8">
+          <v:rect id="_x0000_i1039" style="width:0;height:1.5pt" o:hralign="center" o:hrstd="t" o:hr="t" fillcolor="#a0a0a0" stroked="f"/>
+        </w:pict>
+      </w:r>
+    </w:p>
+    <w:p>
+      <w:pPr>
+        <w:spacing w:after="0" w:line="480" w:lineRule="auto"/>
+        <w:rPr>
+          <w:rFonts w:ascii="Georgia Pro" w:eastAsia="Georgia Pro" w:hAnsi="Georgia Pro" w:cs="Georgia Pro"/>
+          <w:b/>
+          <w:bCs/>
+          <w:color w:val="000000" w:themeColor="text1"/>
+        </w:rPr>
+      </w:pPr>
+      <w:r>
+        <w:rPr>
+          <w:rFonts w:ascii="Georgia Pro" w:eastAsia="Georgia Pro" w:hAnsi="Georgia Pro" w:cs="Georgia Pro"/>
+          <w:b/>
+          <w:bCs/>
+          <w:color w:val="000000" w:themeColor="text1"/>
+        </w:rPr>
+        <w:t>Step 13: Verify in Azure Portal</w:t>
+      </w:r>
+    </w:p>
+    <w:p>
+      <w:pPr>
+        <w:spacing w:after="0" w:line="480" w:lineRule="auto"/>
+        <w:rPr>
+          <w:rFonts w:ascii="Georgia Pro" w:eastAsia="Georgia Pro" w:hAnsi="Georgia Pro" w:cs="Georgia Pro"/>
+          <w:color w:val="000000" w:themeColor="text1"/>
+        </w:rPr>
+      </w:pPr>
+      <w:r>
+        <w:rPr>
+          <w:rFonts w:ascii="Georgia Pro" w:eastAsia="Georgia Pro" w:hAnsi="Georgia Pro" w:cs="Georgia Pro"/>
+          <w:color w:val="000000" w:themeColor="text1"/>
+        </w:rPr>
+        <w:t>Navigate to:</w:t>
+      </w:r>
+    </w:p>
+    <w:p>
+      <w:pPr>
+        <w:numPr>
+          <w:ilvl w:val="0"/>
+          <w:numId w:val="27"/>
+        </w:numPr>
+        <w:spacing w:after="0" w:line="480" w:lineRule="auto"/>
+        <w:rPr>
+          <w:rFonts w:ascii="Georgia Pro" w:eastAsia="Georgia Pro" w:hAnsi="Georgia Pro" w:cs="Georgia Pro"/>
+          <w:color w:val="000000" w:themeColor="text1"/>
+        </w:rPr>
+      </w:pPr>
+      <w:r>
+        <w:rPr>
+          <w:rFonts w:ascii="Georgia Pro" w:eastAsia="Georgia Pro" w:hAnsi="Georgia Pro" w:cs="Georgia Pro"/>
+          <w:color w:val="000000" w:themeColor="text1"/>
+        </w:rPr>
+        <w:lastRenderedPageBreak/>
+        <w:t xml:space="preserve">Function App </w:t>
+      </w:r>
+    </w:p>
+    <w:p>
+      <w:pPr>
+        <w:numPr>
+          <w:ilvl w:val="0"/>
+          <w:numId w:val="27"/>
+        </w:numPr>
+        <w:spacing w:after="0" w:line="480" w:lineRule="auto"/>
+        <w:rPr>
+          <w:rFonts w:ascii="Georgia Pro" w:eastAsia="Georgia Pro" w:hAnsi="Georgia Pro" w:cs="Georgia Pro"/>
+          <w:color w:val="000000" w:themeColor="text1"/>
+        </w:rPr>
+      </w:pPr>
+      <w:r>
+        <w:rPr>
+          <w:rFonts w:ascii="Georgia Pro" w:eastAsia="Georgia Pro" w:hAnsi="Georgia Pro" w:cs="Georgia Pro"/>
+          <w:color w:val="000000" w:themeColor="text1"/>
+        </w:rPr>
+        <w:t xml:space="preserve">Functions </w:t>
+      </w:r>
+    </w:p>
+    <w:p>
+      <w:pPr>
+        <w:spacing w:after="0" w:line="480" w:lineRule="auto"/>
+        <w:rPr>
+          <w:rFonts w:ascii="Georgia Pro" w:eastAsia="Georgia Pro" w:hAnsi="Georgia Pro" w:cs="Georgia Pro"/>
+          <w:color w:val="000000" w:themeColor="text1"/>
+        </w:rPr>
+      </w:pPr>
+      <w:r>
+        <w:rPr>
+          <w:rFonts w:ascii="Georgia Pro" w:eastAsia="Georgia Pro" w:hAnsi="Georgia Pro" w:cs="Georgia Pro"/>
+          <w:color w:val="000000" w:themeColor="text1"/>
+        </w:rPr>
+        <w:t>You should see:</w:t>
+      </w:r>
+    </w:p>
+    <w:p>
+      <w:pPr>
+        <w:numPr>
+          <w:ilvl w:val="0"/>
+          <w:numId w:val="28"/>
+        </w:numPr>
+        <w:spacing w:after="0" w:line="480" w:lineRule="auto"/>
+        <w:rPr>
+          <w:rFonts w:ascii="Georgia Pro" w:eastAsia="Georgia Pro" w:hAnsi="Georgia Pro" w:cs="Georgia Pro"/>
+          <w:color w:val="000000" w:themeColor="text1"/>
+        </w:rPr>
+      </w:pPr>
+      <w:proofErr w:type="spellStart"/>
+      <w:r>
+        <w:rPr>
+          <w:rFonts w:ascii="Georgia Pro" w:eastAsia="Georgia Pro" w:hAnsi="Georgia Pro" w:cs="Georgia Pro"/>
+          <w:color w:val="000000" w:themeColor="text1"/>
+        </w:rPr>
+        <w:t>BlobTriggerFunction</w:t>
+      </w:r>
+      <w:proofErr w:type="spellEnd"/>
+      <w:r>
+        <w:rPr>
+          <w:rFonts w:ascii="Georgia Pro" w:eastAsia="Georgia Pro" w:hAnsi="Georgia Pro" w:cs="Georgia Pro"/>
+          <w:color w:val="000000" w:themeColor="text1"/>
+        </w:rPr>
+        <w:t xml:space="preserve"> </w:t>
+      </w:r>
+    </w:p>
+    <w:p>
+      <w:pPr>
+        <w:spacing w:after="0" w:line="480" w:lineRule="auto"/>
+        <w:rPr>
+          <w:rFonts w:ascii="Georgia Pro" w:eastAsia="Georgia Pro" w:hAnsi="Georgia Pro" w:cs="Georgia Pro"/>
+          <w:color w:val="000000" w:themeColor="text1"/>
+        </w:rPr>
+      </w:pPr>
+      <w:r>
+        <w:rPr>
+          <w:rFonts w:ascii="Georgia Pro" w:eastAsia="Georgia Pro" w:hAnsi="Georgia Pro" w:cs="Georgia Pro"/>
+          <w:color w:val="000000" w:themeColor="text1"/>
+        </w:rPr>
+        <w:pict w14:anchorId="25AB6C9B">
+          <v:rect id="_x0000_i1040" style="width:0;height:1.5pt" o:hralign="center" o:hrstd="t" o:hr="t" fillcolor="#a0a0a0" stroked="f"/>
+        </w:pict>
+      </w:r>
+    </w:p>
+    <w:p>
+      <w:pPr>
+        <w:spacing w:after="0" w:line="480" w:lineRule="auto"/>
+        <w:rPr>
+          <w:rFonts w:ascii="Georgia Pro" w:eastAsia="Georgia Pro" w:hAnsi="Georgia Pro" w:cs="Georgia Pro"/>
+          <w:b/>
+          <w:bCs/>
+          <w:color w:val="000000" w:themeColor="text1"/>
+        </w:rPr>
+      </w:pPr>
+      <w:r>
+        <w:rPr>
+          <w:rFonts w:ascii="Georgia Pro" w:eastAsia="Georgia Pro" w:hAnsi="Georgia Pro" w:cs="Georgia Pro"/>
+          <w:b/>
+          <w:bCs/>
+          <w:color w:val="000000" w:themeColor="text1"/>
+        </w:rPr>
+        <w:t>Step 14: Test Again in Azure</w:t>
+      </w:r>
+    </w:p>
+    <w:p>
+      <w:pPr>
+        <w:spacing w:after="0" w:line="480" w:lineRule="auto"/>
+        <w:rPr>
+          <w:rFonts w:ascii="Georgia Pro" w:eastAsia="Georgia Pro" w:hAnsi="Georgia Pro" w:cs="Georgia Pro"/>
+          <w:color w:val="000000" w:themeColor="text1"/>
+        </w:rPr>
+      </w:pPr>
+      <w:r>
+        <w:rPr>
+          <w:rFonts w:ascii="Georgia Pro" w:eastAsia="Georgia Pro" w:hAnsi="Georgia Pro" w:cs="Georgia Pro"/>
+          <w:color w:val="000000" w:themeColor="text1"/>
+        </w:rPr>
+        <w:t>Upload another file:</w:t>
+      </w:r>
+    </w:p>
+    <w:p>
+      <w:pPr>
+        <w:pBdr>
+          <w:top w:val="single" w:sz="4" w:space="1" w:color="auto"/>
+          <w:left w:val="single" w:sz="4" w:space="4" w:color="auto"/>
+          <w:bottom w:val="single" w:sz="4" w:space="1" w:color="auto"/>
+          <w:right w:val="single" w:sz="4" w:space="4" w:color="auto"/>
+        </w:pBdr>
+        <w:shd w:val="clear" w:color="auto" w:fill="F2F2F2" w:themeFill="background1" w:themeFillShade="F2"/>
+        <w:spacing w:after="0" w:line="480" w:lineRule="auto"/>
+        <w:rPr>
+          <w:rFonts w:ascii="Georgia Pro" w:eastAsia="Georgia Pro" w:hAnsi="Georgia Pro" w:cs="Georgia Pro"/>
+          <w:color w:val="000000" w:themeColor="text1"/>
+        </w:rPr>
+      </w:pPr>
+      <w:r>
+        <w:rPr>
+          <w:rFonts w:ascii="Georgia Pro" w:eastAsia="Georgia Pro" w:hAnsi="Georgia Pro" w:cs="Georgia Pro"/>
+          <w:color w:val="000000" w:themeColor="text1"/>
+        </w:rPr>
+        <w:t>echo "Second File" &gt; second.txt</w:t>
+      </w:r>
+    </w:p>
+    <w:p>
+      <w:pPr>
+        <w:spacing w:after="0" w:line="480" w:lineRule="auto"/>
+        <w:rPr>
+          <w:rFonts w:ascii="Georgia Pro" w:eastAsia="Georgia Pro" w:hAnsi="Georgia Pro" w:cs="Georgia Pro"/>
+          <w:color w:val="000000" w:themeColor="text1"/>
+        </w:rPr>
+      </w:pPr>
+    </w:p>
+    <w:p>
+      <w:pPr>
+        <w:pBdr>
+          <w:top w:val="single" w:sz="4" w:space="1" w:color="auto"/>
+          <w:left w:val="single" w:sz="4" w:space="4" w:color="auto"/>
+          <w:bottom w:val="single" w:sz="4" w:space="1" w:color="auto"/>
+          <w:right w:val="single" w:sz="4" w:space="4" w:color="auto"/>
+        </w:pBdr>
+        <w:shd w:val="clear" w:color="auto" w:fill="F2F2F2" w:themeFill="background1" w:themeFillShade="F2"/>
+        <w:spacing w:after="0" w:line="480" w:lineRule="auto"/>
+        <w:rPr>
+          <w:rFonts w:ascii="Georgia Pro" w:eastAsia="Georgia Pro" w:hAnsi="Georgia Pro" w:cs="Georgia Pro"/>
+          <w:color w:val="000000" w:themeColor="text1"/>
+        </w:rPr>
+      </w:pPr>
+      <w:proofErr w:type="spellStart"/>
+      <w:r>
+        <w:rPr>
+          <w:rFonts w:ascii="Georgia Pro" w:eastAsia="Georgia Pro" w:hAnsi="Georgia Pro" w:cs="Georgia Pro"/>
+          <w:color w:val="000000" w:themeColor="text1"/>
+        </w:rPr>
+        <w:t>az</w:t>
+      </w:r>
+      <w:proofErr w:type="spellEnd"/>
+      <w:r>
+        <w:rPr>
+          <w:rFonts w:ascii="Georgia Pro" w:eastAsia="Georgia Pro" w:hAnsi="Georgia Pro" w:cs="Georgia Pro"/>
+          <w:color w:val="000000" w:themeColor="text1"/>
+        </w:rPr>
+        <w:t xml:space="preserve"> storage blob upload \</w:t>
+      </w:r>
+      <w:r>
+        <w:rPr>
+          <w:rFonts w:ascii="Georgia Pro" w:eastAsia="Georgia Pro" w:hAnsi="Georgia Pro" w:cs="Georgia Pro"/>
+          <w:color w:val="000000" w:themeColor="text1"/>
+        </w:rPr>
+        <w:br/>
+        <w:t>--account-name $STORAGE_NAME \</w:t>
+      </w:r>
+      <w:r>
+        <w:rPr>
+          <w:rFonts w:ascii="Georgia Pro" w:eastAsia="Georgia Pro" w:hAnsi="Georgia Pro" w:cs="Georgia Pro"/>
+          <w:color w:val="000000" w:themeColor="text1"/>
+        </w:rPr>
+        <w:br/>
+        <w:t>--container-name samples-</w:t>
+      </w:r>
+      <w:proofErr w:type="spellStart"/>
+      <w:r>
+        <w:rPr>
+          <w:rFonts w:ascii="Georgia Pro" w:eastAsia="Georgia Pro" w:hAnsi="Georgia Pro" w:cs="Georgia Pro"/>
+          <w:color w:val="000000" w:themeColor="text1"/>
+        </w:rPr>
+        <w:t>workitems</w:t>
+      </w:r>
+      <w:proofErr w:type="spellEnd"/>
+      <w:r>
+        <w:rPr>
+          <w:rFonts w:ascii="Georgia Pro" w:eastAsia="Georgia Pro" w:hAnsi="Georgia Pro" w:cs="Georgia Pro"/>
+          <w:color w:val="000000" w:themeColor="text1"/>
+        </w:rPr>
+        <w:t xml:space="preserve"> \</w:t>
+      </w:r>
+      <w:r>
+        <w:rPr>
+          <w:rFonts w:ascii="Georgia Pro" w:eastAsia="Georgia Pro" w:hAnsi="Georgia Pro" w:cs="Georgia Pro"/>
+          <w:color w:val="000000" w:themeColor="text1"/>
+        </w:rPr>
+        <w:br/>
+        <w:t>--name second.txt \</w:t>
+      </w:r>
+      <w:r>
+        <w:rPr>
+          <w:rFonts w:ascii="Georgia Pro" w:eastAsia="Georgia Pro" w:hAnsi="Georgia Pro" w:cs="Georgia Pro"/>
+          <w:color w:val="000000" w:themeColor="text1"/>
+        </w:rPr>
+        <w:br/>
+        <w:t>--file second.txt \</w:t>
+      </w:r>
+      <w:r>
+        <w:rPr>
+          <w:rFonts w:ascii="Georgia Pro" w:eastAsia="Georgia Pro" w:hAnsi="Georgia Pro" w:cs="Georgia Pro"/>
+          <w:color w:val="000000" w:themeColor="text1"/>
+        </w:rPr>
+        <w:br/>
+        <w:t>--auth-mode login</w:t>
+      </w:r>
+    </w:p>
+    <w:p>
+      <w:pPr>
+        <w:spacing w:after="0" w:line="480" w:lineRule="auto"/>
+        <w:rPr>
+          <w:rFonts w:ascii="Georgia Pro" w:eastAsia="Georgia Pro" w:hAnsi="Georgia Pro" w:cs="Georgia Pro"/>
+          <w:color w:val="000000" w:themeColor="text1"/>
+        </w:rPr>
+      </w:pPr>
+    </w:p>
+    <w:p>
+      <w:pPr>
+        <w:spacing w:after="0" w:line="480" w:lineRule="auto"/>
+        <w:rPr>
+          <w:rFonts w:ascii="Georgia Pro" w:eastAsia="Georgia Pro" w:hAnsi="Georgia Pro" w:cs="Georgia Pro"/>
+          <w:color w:val="000000" w:themeColor="text1"/>
+        </w:rPr>
+      </w:pPr>
+      <w:r>
+        <w:rPr>
+          <w:rFonts w:ascii="Georgia Pro" w:eastAsia="Georgia Pro" w:hAnsi="Georgia Pro" w:cs="Georgia Pro"/>
+          <w:color w:val="000000" w:themeColor="text1"/>
+        </w:rPr>
+        <w:t>The Azure-hosted Blob Trigger Function will execute automatically.</w:t>
+      </w:r>
+    </w:p>
+    <w:p>
+      <w:pPr>
+        <w:spacing w:after="0" w:line="480" w:lineRule="auto"/>
+        <w:rPr>
+          <w:rFonts w:ascii="Georgia Pro" w:eastAsia="Georgia Pro" w:hAnsi="Georgia Pro" w:cs="Georgia Pro"/>
+          <w:color w:val="000000" w:themeColor="text1"/>
+        </w:rPr>
+      </w:pPr>
+      <w:r>
+        <w:rPr>
+          <w:rFonts w:ascii="Georgia Pro" w:eastAsia="Georgia Pro" w:hAnsi="Georgia Pro" w:cs="Georgia Pro"/>
+          <w:color w:val="000000" w:themeColor="text1"/>
+        </w:rPr>
+        <w:pict w14:anchorId="3C7248E1">
+          <v:rect id="_x0000_i1041" style="width:0;height:1.5pt" o:hralign="center" o:hrstd="t" o:hr="t" fillcolor="#a0a0a0" stroked="f"/>
+        </w:pict>
+      </w:r>
+    </w:p>
+    <w:p>
+      <w:pPr>
+        <w:spacing w:after="0" w:line="480" w:lineRule="auto"/>
+        <w:rPr>
+          <w:rFonts w:ascii="Georgia Pro" w:eastAsia="Georgia Pro" w:hAnsi="Georgia Pro" w:cs="Georgia Pro"/>
+          <w:b/>
+          <w:bCs/>
+          <w:color w:val="000000" w:themeColor="text1"/>
+        </w:rPr>
+      </w:pPr>
+    </w:p>
+    <w:p>
+      <w:pPr>
+        <w:spacing w:after="0" w:line="480" w:lineRule="auto"/>
+        <w:rPr>
+          <w:rFonts w:ascii="Georgia Pro" w:eastAsia="Georgia Pro" w:hAnsi="Georgia Pro" w:cs="Georgia Pro"/>
+          <w:b/>
+          <w:bCs/>
+          <w:color w:val="000000" w:themeColor="text1"/>
+        </w:rPr>
+      </w:pPr>
+      <w:r>
+        <w:rPr>
+          <w:rFonts w:ascii="Georgia Pro" w:eastAsia="Georgia Pro" w:hAnsi="Georgia Pro" w:cs="Georgia Pro"/>
+          <w:b/>
+          <w:bCs/>
+          <w:color w:val="000000" w:themeColor="text1"/>
+        </w:rPr>
+        <w:t>Cleanup Resources</w:t>
+      </w:r>
+    </w:p>
+    <w:p>
+      <w:pPr>
+        <w:pBdr>
+          <w:top w:val="single" w:sz="4" w:space="1" w:color="auto"/>
+          <w:left w:val="single" w:sz="4" w:space="4" w:color="auto"/>
+          <w:bottom w:val="single" w:sz="4" w:space="1" w:color="auto"/>
+          <w:right w:val="single" w:sz="4" w:space="4" w:color="auto"/>
+        </w:pBdr>
+        <w:shd w:val="clear" w:color="auto" w:fill="F2F2F2" w:themeFill="background1" w:themeFillShade="F2"/>
+        <w:spacing w:after="0" w:line="480" w:lineRule="auto"/>
+        <w:rPr>
+          <w:rFonts w:ascii="Georgia Pro" w:eastAsia="Georgia Pro" w:hAnsi="Georgia Pro" w:cs="Georgia Pro"/>
+          <w:color w:val="000000" w:themeColor="text1"/>
+        </w:rPr>
+      </w:pPr>
       <w:proofErr w:type="spellStart"/>
       <w:r>
         <w:rPr>
@@ -2543,7 +3031,7 @@
           <w:color w:val="000000" w:themeColor="text1"/>
         </w:rPr>
         <w:pict w14:anchorId="0762C006">
-          <v:rect id="_x0000_i1380" style="width:0;height:1.5pt" o:hralign="center" o:hrstd="t" o:hr="t" fillcolor="#a0a0a0" stroked="f"/>
+          <v:rect id="_x0000_i1042" style="width:0;height:1.5pt" o:hralign="center" o:hrstd="t" o:hr="t" fillcolor="#a0a0a0" stroked="f"/>
         </w:pict>
       </w:r>
     </w:p>
@@ -2600,6 +3088,7 @@
           <w:rFonts w:ascii="Georgia Pro" w:eastAsia="Georgia Pro" w:hAnsi="Georgia Pro" w:cs="Georgia Pro"/>
           <w:color w:val="000000" w:themeColor="text1"/>
         </w:rPr>
+        <w:lastRenderedPageBreak/>
         <w:t xml:space="preserve">Create Azure Function Apps </w:t>
       </w:r>
     </w:p>
@@ -2697,7 +3186,7 @@
           <w:color w:val="000000" w:themeColor="text1"/>
         </w:rPr>
         <w:pict w14:anchorId="726D6950">
-          <v:rect id="_x0000_i1381" style="width:0;height:1.5pt" o:hralign="center" o:hrstd="t" o:hr="t" fillcolor="#a0a0a0" stroked="f"/>
+          <v:rect id="_x0000_i1043" style="width:0;height:1.5pt" o:hralign="center" o:hrstd="t" o:hr="t" fillcolor="#a0a0a0" stroked="f"/>
         </w:pict>
       </w:r>
     </w:p>
